--- a/Fase 2/Evidencias Grupales/2.4_GuiaEstudiante_Fase 2_DesarrolloProyecto APT.docx
+++ b/Fase 2/Evidencias Grupales/2.4_GuiaEstudiante_Fase 2_DesarrolloProyecto APT.docx
@@ -6,7 +6,7 @@
       <w:pPr>
         <w:rPr/>
       </w:pPr>
-      <w:bookmarkStart w:colFirst="0" w:colLast="0" w:name="_meywb5mtwwnu" w:id="0"/>
+      <w:bookmarkStart w:colFirst="0" w:colLast="0" w:name="_heading=h.ml3pdeykyw6c" w:id="0"/>
       <w:bookmarkEnd w:id="0"/>
       <w:r>
         <w:rPr>
@@ -33,7 +33,7 @@
               <wp:anchor allowOverlap="1" behindDoc="0" distB="0" distT="0" distL="114300" distR="114300" hidden="0" layoutInCell="1" locked="0" relativeHeight="0" simplePos="0">
                 <wp:simplePos x="0" y="0"/>
                 <wp:positionH relativeFrom="column">
-                  <wp:posOffset>1</wp:posOffset>
+                  <wp:posOffset>2</wp:posOffset>
                 </wp:positionH>
                 <wp:positionV relativeFrom="paragraph">
                   <wp:posOffset>9525</wp:posOffset>
@@ -41,7 +41,7 @@
                 <wp:extent cx="6238875" cy="1562100"/>
                 <wp:effectExtent b="0" l="0" r="0" t="0"/>
                 <wp:wrapNone/>
-                <wp:docPr id="1" name=""/>
+                <wp:docPr id="3" name=""/>
                 <a:graphic>
                   <a:graphicData uri="http://schemas.microsoft.com/office/word/2010/wordprocessingGroup">
                     <wpg:wgp>
@@ -60,8 +60,8 @@
                           <a:xfrm>
                             <a:off x="2226563" y="2998950"/>
                             <a:ext cx="6238875" cy="1562100"/>
-                            <a:chOff x="0" y="0"/>
-                            <a:chExt cx="5991225" cy="1562100"/>
+                            <a:chOff x="2226550" y="2998950"/>
+                            <a:chExt cx="6238900" cy="1562100"/>
                           </a:xfrm>
                         </wpg:grpSpPr>
                         <wps:wsp>
@@ -69,8 +69,8 @@
                           <wps:cNvPr id="3" name="Shape 3"/>
                           <wps:spPr>
                             <a:xfrm>
-                              <a:off x="0" y="0"/>
-                              <a:ext cx="5991225" cy="1562100"/>
+                              <a:off x="2226550" y="2998950"/>
+                              <a:ext cx="6238900" cy="1562100"/>
                             </a:xfrm>
                             <a:prstGeom prst="rect">
                               <a:avLst/>
@@ -96,138 +96,181 @@
                             <a:noAutofit/>
                           </wps:bodyPr>
                         </wps:wsp>
-                        <wps:wsp>
-                          <wps:cNvSpPr/>
-                          <wps:cNvPr id="4" name="Shape 4"/>
-                          <wps:spPr>
+                        <wpg:grpSp>
+                          <wpg:cNvGrpSpPr/>
+                          <wpg:grpSpPr>
                             <a:xfrm>
-                              <a:off x="1024671" y="299473"/>
-                              <a:ext cx="4966554" cy="1262627"/>
+                              <a:off x="2226563" y="2998950"/>
+                              <a:ext cx="6238875" cy="1562100"/>
+                              <a:chOff x="0" y="0"/>
+                              <a:chExt cx="5991225" cy="1562100"/>
                             </a:xfrm>
-                            <a:prstGeom prst="rect">
-                              <a:avLst/>
-                            </a:prstGeom>
-                            <a:noFill/>
-                            <a:ln>
+                          </wpg:grpSpPr>
+                          <wps:wsp>
+                            <wps:cNvSpPr/>
+                            <wps:cNvPr id="5" name="Shape 5"/>
+                            <wps:spPr>
+                              <a:xfrm>
+                                <a:off x="0" y="0"/>
+                                <a:ext cx="5991225" cy="1562100"/>
+                              </a:xfrm>
+                              <a:prstGeom prst="rect">
+                                <a:avLst/>
+                              </a:prstGeom>
                               <a:noFill/>
-                            </a:ln>
-                          </wps:spPr>
-                          <wps:txbx>
-                            <w:txbxContent>
-                              <w:p>
-                                <w:pPr>
-                                  <w:spacing w:after="0" w:before="0" w:line="240"/>
-                                  <w:ind w:left="0" w:right="0" w:firstLine="0"/>
-                                  <w:jc w:val="left"/>
-                                  <w:textDirection w:val="btLr"/>
-                                </w:pPr>
-                              </w:p>
-                              <w:p>
-                                <w:pPr>
-                                  <w:spacing w:after="0" w:before="0" w:line="240"/>
-                                  <w:ind w:left="0" w:right="0" w:firstLine="0"/>
-                                  <w:jc w:val="left"/>
-                                  <w:textDirection w:val="btLr"/>
-                                </w:pPr>
-                                <w:r>
-                                  <w:rPr>
-                                    <w:rFonts w:ascii="Calibri" w:cs="Calibri" w:eastAsia="Calibri" w:hAnsi="Calibri"/>
-                                    <w:b w:val="1"/>
-                                    <w:i w:val="0"/>
-                                    <w:smallCaps w:val="0"/>
-                                    <w:strike w:val="0"/>
-                                    <w:color w:val="ff0000"/>
-                                    <w:sz w:val="48"/>
-                                    <w:vertAlign w:val="baseline"/>
-                                  </w:rPr>
-                                </w:r>
-                                <w:r>
-                                  <w:rPr>
-                                    <w:rFonts w:ascii="Calibri" w:cs="Calibri" w:eastAsia="Calibri" w:hAnsi="Calibri"/>
-                                    <w:b w:val="1"/>
-                                    <w:i w:val="0"/>
-                                    <w:smallCaps w:val="0"/>
-                                    <w:strike w:val="0"/>
-                                    <w:color w:val="1f3864"/>
-                                    <w:sz w:val="48"/>
-                                    <w:vertAlign w:val="baseline"/>
-                                  </w:rPr>
-                                  <w:t xml:space="preserve">Guía2. Desarrollo Proyecto APT </w:t>
-                                </w:r>
-                              </w:p>
-                              <w:p>
-                                <w:pPr>
-                                  <w:spacing w:after="0" w:before="0" w:line="240"/>
-                                  <w:ind w:left="0" w:right="0" w:firstLine="0"/>
-                                  <w:jc w:val="left"/>
-                                  <w:textDirection w:val="btLr"/>
-                                </w:pPr>
-                                <w:r>
-                                  <w:rPr>
-                                    <w:rFonts w:ascii="Calibri" w:cs="Calibri" w:eastAsia="Calibri" w:hAnsi="Calibri"/>
-                                    <w:b w:val="1"/>
-                                    <w:i w:val="0"/>
-                                    <w:smallCaps w:val="0"/>
-                                    <w:strike w:val="0"/>
-                                    <w:color w:val="1f3864"/>
-                                    <w:sz w:val="48"/>
-                                    <w:vertAlign w:val="baseline"/>
-                                  </w:rPr>
-                                </w:r>
-                                <w:r>
-                                  <w:rPr>
-                                    <w:rFonts w:ascii="Calibri" w:cs="Calibri" w:eastAsia="Calibri" w:hAnsi="Calibri"/>
-                                    <w:b w:val="1"/>
-                                    <w:i w:val="0"/>
-                                    <w:smallCaps w:val="0"/>
-                                    <w:strike w:val="0"/>
-                                    <w:color w:val="1f3864"/>
-                                    <w:sz w:val="48"/>
-                                    <w:vertAlign w:val="baseline"/>
-                                  </w:rPr>
-                                  <w:t xml:space="preserve">Asignatura Capstone</w:t>
-                                </w:r>
-                              </w:p>
-                            </w:txbxContent>
-                          </wps:txbx>
-                          <wps:bodyPr anchorCtr="0" anchor="t" bIns="45700" lIns="91425" spcFirstLastPara="1" rIns="91425" wrap="square" tIns="45700">
-                            <a:noAutofit/>
-                          </wps:bodyPr>
-                        </wps:wsp>
-                        <wps:wsp>
-                          <wps:cNvSpPr/>
-                          <wps:cNvPr id="5" name="Shape 5"/>
-                          <wps:spPr>
-                            <a:xfrm>
-                              <a:off x="0" y="0"/>
-                              <a:ext cx="993140" cy="1486894"/>
-                            </a:xfrm>
-                            <a:prstGeom prst="rect">
-                              <a:avLst/>
-                            </a:prstGeom>
-                            <a:solidFill>
-                              <a:srgbClr val="1F3864"/>
-                            </a:solidFill>
-                            <a:ln>
+                              <a:ln>
+                                <a:noFill/>
+                              </a:ln>
+                            </wps:spPr>
+                            <wps:txbx>
+                              <w:txbxContent>
+                                <w:p>
+                                  <w:pPr>
+                                    <w:spacing w:after="0" w:before="0" w:line="240"/>
+                                    <w:ind w:left="0" w:right="0" w:firstLine="0"/>
+                                    <w:jc w:val="left"/>
+                                    <w:textDirection w:val="btLr"/>
+                                  </w:pPr>
+                                </w:p>
+                              </w:txbxContent>
+                            </wps:txbx>
+                            <wps:bodyPr anchorCtr="0" anchor="ctr" bIns="91425" lIns="91425" spcFirstLastPara="1" rIns="91425" wrap="square" tIns="91425">
+                              <a:noAutofit/>
+                            </wps:bodyPr>
+                          </wps:wsp>
+                          <wps:wsp>
+                            <wps:cNvSpPr/>
+                            <wps:cNvPr id="6" name="Shape 6"/>
+                            <wps:spPr>
+                              <a:xfrm>
+                                <a:off x="1024671" y="299473"/>
+                                <a:ext cx="4966554" cy="1262627"/>
+                              </a:xfrm>
+                              <a:prstGeom prst="rect">
+                                <a:avLst/>
+                              </a:prstGeom>
                               <a:noFill/>
-                            </a:ln>
-                          </wps:spPr>
-                          <wps:txbx>
-                            <w:txbxContent>
-                              <w:p>
-                                <w:pPr>
-                                  <w:spacing w:after="0" w:before="0" w:line="240"/>
-                                  <w:ind w:left="0" w:right="0" w:firstLine="0"/>
-                                  <w:jc w:val="left"/>
-                                  <w:textDirection w:val="btLr"/>
-                                </w:pPr>
-                              </w:p>
-                            </w:txbxContent>
-                          </wps:txbx>
-                          <wps:bodyPr anchorCtr="0" anchor="ctr" bIns="91425" lIns="91425" spcFirstLastPara="1" rIns="91425" wrap="square" tIns="91425">
-                            <a:noAutofit/>
-                          </wps:bodyPr>
-                        </wps:wsp>
+                              <a:ln>
+                                <a:noFill/>
+                              </a:ln>
+                            </wps:spPr>
+                            <wps:txbx>
+                              <w:txbxContent>
+                                <w:p>
+                                  <w:pPr>
+                                    <w:spacing w:after="0" w:before="0" w:line="240"/>
+                                    <w:ind w:left="0" w:right="0" w:firstLine="0"/>
+                                    <w:jc w:val="left"/>
+                                    <w:textDirection w:val="btLr"/>
+                                  </w:pPr>
+                                </w:p>
+                                <w:p>
+                                  <w:pPr>
+                                    <w:spacing w:after="0" w:before="0" w:line="240"/>
+                                    <w:ind w:left="0" w:right="0" w:firstLine="0"/>
+                                    <w:jc w:val="left"/>
+                                    <w:textDirection w:val="btLr"/>
+                                  </w:pPr>
+                                  <w:r>
+                                    <w:rPr>
+                                      <w:rFonts w:ascii="Arial" w:cs="Arial" w:eastAsia="Arial" w:hAnsi="Arial"/>
+                                      <w:b w:val="0"/>
+                                      <w:i w:val="0"/>
+                                      <w:smallCaps w:val="0"/>
+                                      <w:strike w:val="0"/>
+                                      <w:color w:val="000000"/>
+                                      <w:sz w:val="28"/>
+                                      <w:vertAlign w:val="baseline"/>
+                                    </w:rPr>
+                                  </w:r>
+                                  <w:r>
+                                    <w:rPr>
+                                      <w:rFonts w:ascii="Calibri" w:cs="Calibri" w:eastAsia="Calibri" w:hAnsi="Calibri"/>
+                                      <w:b w:val="1"/>
+                                      <w:i w:val="0"/>
+                                      <w:smallCaps w:val="0"/>
+                                      <w:strike w:val="0"/>
+                                      <w:color w:val="1f3864"/>
+                                      <w:sz w:val="48"/>
+                                      <w:vertAlign w:val="baseline"/>
+                                    </w:rPr>
+                                    <w:t xml:space="preserve">Guía2. Desarrollo Proyecto APT </w:t>
+                                  </w:r>
+                                </w:p>
+                                <w:p>
+                                  <w:pPr>
+                                    <w:spacing w:after="0" w:before="0" w:line="240"/>
+                                    <w:ind w:left="0" w:right="0" w:firstLine="0"/>
+                                    <w:jc w:val="left"/>
+                                    <w:textDirection w:val="btLr"/>
+                                  </w:pPr>
+                                  <w:r>
+                                    <w:rPr>
+                                      <w:rFonts w:ascii="Calibri" w:cs="Calibri" w:eastAsia="Calibri" w:hAnsi="Calibri"/>
+                                      <w:b w:val="1"/>
+                                      <w:i w:val="0"/>
+                                      <w:smallCaps w:val="0"/>
+                                      <w:strike w:val="0"/>
+                                      <w:color w:val="1f3864"/>
+                                      <w:sz w:val="48"/>
+                                      <w:vertAlign w:val="baseline"/>
+                                    </w:rPr>
+                                  </w:r>
+                                  <w:r>
+                                    <w:rPr>
+                                      <w:rFonts w:ascii="Calibri" w:cs="Calibri" w:eastAsia="Calibri" w:hAnsi="Calibri"/>
+                                      <w:b w:val="1"/>
+                                      <w:i w:val="0"/>
+                                      <w:smallCaps w:val="0"/>
+                                      <w:strike w:val="0"/>
+                                      <w:color w:val="1f3864"/>
+                                      <w:sz w:val="48"/>
+                                      <w:vertAlign w:val="baseline"/>
+                                    </w:rPr>
+                                    <w:t xml:space="preserve">Asignatura Capstone</w:t>
+                                  </w:r>
+                                </w:p>
+                              </w:txbxContent>
+                            </wps:txbx>
+                            <wps:bodyPr anchorCtr="0" anchor="t" bIns="45700" lIns="91425" spcFirstLastPara="1" rIns="91425" wrap="square" tIns="45700">
+                              <a:noAutofit/>
+                            </wps:bodyPr>
+                          </wps:wsp>
+                          <wps:wsp>
+                            <wps:cNvSpPr/>
+                            <wps:cNvPr id="7" name="Shape 7"/>
+                            <wps:spPr>
+                              <a:xfrm>
+                                <a:off x="0" y="0"/>
+                                <a:ext cx="993140" cy="1486894"/>
+                              </a:xfrm>
+                              <a:prstGeom prst="rect">
+                                <a:avLst/>
+                              </a:prstGeom>
+                              <a:solidFill>
+                                <a:srgbClr val="1F3864"/>
+                              </a:solidFill>
+                              <a:ln>
+                                <a:noFill/>
+                              </a:ln>
+                            </wps:spPr>
+                            <wps:txbx>
+                              <w:txbxContent>
+                                <w:p>
+                                  <w:pPr>
+                                    <w:spacing w:after="0" w:before="0" w:line="240"/>
+                                    <w:ind w:left="0" w:right="0" w:firstLine="0"/>
+                                    <w:jc w:val="left"/>
+                                    <w:textDirection w:val="btLr"/>
+                                  </w:pPr>
+                                </w:p>
+                              </w:txbxContent>
+                            </wps:txbx>
+                            <wps:bodyPr anchorCtr="0" anchor="ctr" bIns="91425" lIns="91425" spcFirstLastPara="1" rIns="91425" wrap="square" tIns="91425">
+                              <a:noAutofit/>
+                            </wps:bodyPr>
+                          </wps:wsp>
+                        </wpg:grpSp>
                       </wpg:grpSp>
                     </wpg:wgp>
                   </a:graphicData>
@@ -240,7 +283,7 @@
               <wp:anchor allowOverlap="1" behindDoc="0" distB="0" distT="0" distL="114300" distR="114300" hidden="0" layoutInCell="1" locked="0" relativeHeight="0" simplePos="0">
                 <wp:simplePos x="0" y="0"/>
                 <wp:positionH relativeFrom="column">
-                  <wp:posOffset>1</wp:posOffset>
+                  <wp:posOffset>2</wp:posOffset>
                 </wp:positionH>
                 <wp:positionV relativeFrom="paragraph">
                   <wp:posOffset>9525</wp:posOffset>
@@ -248,16 +291,16 @@
                 <wp:extent cx="6238875" cy="1562100"/>
                 <wp:effectExtent b="0" l="0" r="0" t="0"/>
                 <wp:wrapNone/>
-                <wp:docPr id="1" name="image2.png"/>
+                <wp:docPr id="3" name="image6.png"/>
                 <a:graphic>
                   <a:graphicData uri="http://schemas.openxmlformats.org/drawingml/2006/picture">
                     <pic:pic>
                       <pic:nvPicPr>
-                        <pic:cNvPr id="0" name="image2.png"/>
+                        <pic:cNvPr id="0" name="image6.png"/>
                         <pic:cNvPicPr preferRelativeResize="0"/>
                       </pic:nvPicPr>
                       <pic:blipFill>
-                        <a:blip r:embed="rId7"/>
+                        <a:blip r:embed="rId8"/>
                         <a:srcRect/>
                         <a:stretch>
                           <a:fillRect/>
@@ -438,7 +481,6 @@
             <w:pPr>
               <w:keepNext w:val="0"/>
               <w:keepLines w:val="0"/>
-              <w:pageBreakBefore w:val="0"/>
               <w:widowControl w:val="1"/>
               <w:pBdr>
                 <w:top w:space="0" w:sz="0" w:val="nil"/>
@@ -581,52 +623,281 @@
           <w:tcPr/>
           <w:p>
             <w:pPr>
-              <w:jc w:val="both"/>
-              <w:rPr>
-                <w:rFonts w:ascii="Calibri" w:cs="Calibri" w:eastAsia="Calibri" w:hAnsi="Calibri"/>
-                <w:i w:val="1"/>
-                <w:iCs w:val="1"/>
-                <w:color w:val="548dd4"/>
-                <w:sz w:val="20"/>
-                <w:szCs w:val="20"/>
-              </w:rPr>
-            </w:pPr>
-            <w:r>
-              <w:rPr>
-                <w:rFonts w:ascii="Calibri" w:cs="Calibri" w:eastAsia="Calibri" w:hAnsi="Calibri"/>
-                <w:i w:val="1"/>
-                <w:iCs w:val="1"/>
-                <w:color w:val="548dd4"/>
-                <w:sz w:val="20"/>
-                <w:szCs w:val="20"/>
-                <w:rtl w:val="0"/>
-              </w:rPr>
-              <w:t xml:space="preserve">En esta sección deberás realizar un resumen de los avances que has realizado en tu proyecto APT. Relata brevemente qué actividades del proyecto has llevado a cabo y qué objetivos específicos has cumplido hasta el minuto y de qué manera.</w:t>
-            </w:r>
-          </w:p>
-          <w:p>
-            <w:pPr>
-              <w:jc w:val="both"/>
-              <w:rPr>
-                <w:rFonts w:ascii="Calibri" w:cs="Calibri" w:eastAsia="Calibri" w:hAnsi="Calibri"/>
-                <w:i w:val="1"/>
-                <w:iCs w:val="1"/>
-                <w:color w:val="548dd4"/>
-                <w:sz w:val="20"/>
-                <w:szCs w:val="20"/>
-              </w:rPr>
-            </w:pPr>
-            <w:r>
-              <w:rPr>
-                <w:rFonts w:ascii="Calibri" w:cs="Calibri" w:eastAsia="Calibri" w:hAnsi="Calibri"/>
-                <w:i w:val="1"/>
-                <w:iCs w:val="1"/>
-                <w:color w:val="548dd4"/>
-                <w:sz w:val="20"/>
-                <w:szCs w:val="20"/>
-                <w:rtl w:val="0"/>
-              </w:rPr>
-              <w:t xml:space="preserve">En caso que hayas realizado ajustes a los objetivos o metodología, debes incluir dichos apartados nuevamente en este informe, señalando cuáles son dichos ajustes.</w:t>
+              <w:spacing w:after="240" w:before="240" w:lineRule="auto"/>
+              <w:jc w:val="both"/>
+              <w:rPr>
+                <w:i w:val="1"/>
+                <w:iCs w:val="1"/>
+                <w:color w:val="548dd4"/>
+                <w:sz w:val="20"/>
+                <w:szCs w:val="20"/>
+              </w:rPr>
+            </w:pPr>
+            <w:r>
+              <w:rPr>
+                <w:i w:val="1"/>
+                <w:iCs w:val="1"/>
+                <w:color w:val="548dd4"/>
+                <w:sz w:val="20"/>
+                <w:szCs w:val="20"/>
+                <w:rtl w:val="0"/>
+              </w:rPr>
+              <w:t xml:space="preserve">El proyecto se encuentra en una etapa donde ya funciona y es posible probarlo.</w:t>
+            </w:r>
+          </w:p>
+          <w:p>
+            <w:pPr>
+              <w:spacing w:after="240" w:before="240" w:lineRule="auto"/>
+              <w:jc w:val="both"/>
+              <w:rPr>
+                <w:i w:val="1"/>
+                <w:iCs w:val="1"/>
+                <w:color w:val="548dd4"/>
+                <w:sz w:val="20"/>
+                <w:szCs w:val="20"/>
+              </w:rPr>
+            </w:pPr>
+            <w:r>
+              <w:rPr>
+                <w:i w:val="1"/>
+                <w:iCs w:val="1"/>
+                <w:color w:val="548dd4"/>
+                <w:sz w:val="20"/>
+                <w:szCs w:val="20"/>
+                <w:rtl w:val="0"/>
+              </w:rPr>
+              <w:t xml:space="preserve">Durante este período de desarrollo se han cumplido exitosamente los siguientes hitos principales:</w:t>
+            </w:r>
+          </w:p>
+          <w:p>
+            <w:pPr>
+              <w:numPr>
+                <w:ilvl w:val="0"/>
+                <w:numId w:val="1"/>
+              </w:numPr>
+              <w:spacing w:after="0" w:afterAutospacing="0" w:before="240" w:lineRule="auto"/>
+              <w:ind w:left="720" w:hanging="360"/>
+              <w:rPr>
+                <w:color w:val="548dd4"/>
+                <w:sz w:val="20"/>
+                <w:szCs w:val="20"/>
+              </w:rPr>
+            </w:pPr>
+            <w:r>
+              <w:rPr>
+                <w:color w:val="548dd4"/>
+                <w:sz w:val="20"/>
+                <w:szCs w:val="20"/>
+                <w:rtl w:val="0"/>
+              </w:rPr>
+              <w:t xml:space="preserve">Configuración del entorno de desarrollo modular con </w:t>
+            </w:r>
+            <w:r>
+              <w:rPr>
+                <w:b w:val="1"/>
+                <w:bCs w:val="1"/>
+                <w:color w:val="548dd4"/>
+                <w:sz w:val="20"/>
+                <w:szCs w:val="20"/>
+                <w:rtl w:val="0"/>
+              </w:rPr>
+              <w:t xml:space="preserve">Next.js </w:t>
+            </w:r>
+            <w:r>
+              <w:rPr>
+                <w:rtl w:val="0"/>
+              </w:rPr>
+            </w:r>
+          </w:p>
+          <w:p>
+            <w:pPr>
+              <w:numPr>
+                <w:ilvl w:val="0"/>
+                <w:numId w:val="1"/>
+              </w:numPr>
+              <w:spacing w:after="0" w:afterAutospacing="0" w:before="0" w:beforeAutospacing="0" w:lineRule="auto"/>
+              <w:ind w:left="720" w:hanging="360"/>
+              <w:rPr>
+                <w:color w:val="548dd4"/>
+                <w:sz w:val="20"/>
+                <w:szCs w:val="20"/>
+              </w:rPr>
+            </w:pPr>
+            <w:r>
+              <w:rPr>
+                <w:color w:val="548dd4"/>
+                <w:sz w:val="20"/>
+                <w:szCs w:val="20"/>
+                <w:rtl w:val="0"/>
+              </w:rPr>
+              <w:t xml:space="preserve">Diseño e implementación del esquema relacional completo con PostgreSQL</w:t>
+            </w:r>
+          </w:p>
+          <w:p>
+            <w:pPr>
+              <w:numPr>
+                <w:ilvl w:val="0"/>
+                <w:numId w:val="1"/>
+              </w:numPr>
+              <w:spacing w:after="0" w:afterAutospacing="0" w:before="0" w:beforeAutospacing="0" w:lineRule="auto"/>
+              <w:ind w:left="720" w:hanging="360"/>
+              <w:rPr>
+                <w:color w:val="548dd4"/>
+                <w:sz w:val="20"/>
+                <w:szCs w:val="20"/>
+              </w:rPr>
+            </w:pPr>
+            <w:r>
+              <w:rPr>
+                <w:color w:val="548dd4"/>
+                <w:sz w:val="20"/>
+                <w:szCs w:val="20"/>
+                <w:rtl w:val="0"/>
+              </w:rPr>
+              <w:t xml:space="preserve">Sincronización horaria con el servidor sistema </w:t>
+            </w:r>
+            <w:r>
+              <w:rPr>
+                <w:b w:val="1"/>
+                <w:bCs w:val="1"/>
+                <w:color w:val="548dd4"/>
+                <w:sz w:val="20"/>
+                <w:szCs w:val="20"/>
+                <w:rtl w:val="0"/>
+              </w:rPr>
+              <w:t xml:space="preserve">anti-sniping</w:t>
+            </w:r>
+            <w:r>
+              <w:rPr>
+                <w:color w:val="548dd4"/>
+                <w:sz w:val="20"/>
+                <w:szCs w:val="20"/>
+                <w:rtl w:val="0"/>
+              </w:rPr>
+              <w:t xml:space="preserve"> automatizado mediante SQL Triggers que extienden el tiempo ante ofertas de último segundo.</w:t>
+            </w:r>
+          </w:p>
+          <w:p>
+            <w:pPr>
+              <w:numPr>
+                <w:ilvl w:val="0"/>
+                <w:numId w:val="1"/>
+              </w:numPr>
+              <w:spacing w:after="0" w:afterAutospacing="0" w:before="0" w:beforeAutospacing="0" w:lineRule="auto"/>
+              <w:ind w:left="720" w:hanging="360"/>
+              <w:rPr>
+                <w:color w:val="548dd4"/>
+                <w:sz w:val="20"/>
+                <w:szCs w:val="20"/>
+              </w:rPr>
+            </w:pPr>
+            <w:r>
+              <w:rPr>
+                <w:color w:val="548dd4"/>
+                <w:sz w:val="20"/>
+                <w:szCs w:val="20"/>
+                <w:rtl w:val="0"/>
+              </w:rPr>
+              <w:t xml:space="preserve">Creación de tiendas personalizadas con</w:t>
+            </w:r>
+          </w:p>
+          <w:p>
+            <w:pPr>
+              <w:numPr>
+                <w:ilvl w:val="0"/>
+                <w:numId w:val="1"/>
+              </w:numPr>
+              <w:spacing w:after="0" w:afterAutospacing="0" w:before="0" w:beforeAutospacing="0" w:lineRule="auto"/>
+              <w:ind w:left="720" w:hanging="360"/>
+              <w:rPr>
+                <w:color w:val="548dd4"/>
+                <w:sz w:val="20"/>
+                <w:szCs w:val="20"/>
+              </w:rPr>
+            </w:pPr>
+            <w:r>
+              <w:rPr>
+                <w:color w:val="548dd4"/>
+                <w:sz w:val="20"/>
+                <w:szCs w:val="20"/>
+                <w:rtl w:val="0"/>
+              </w:rPr>
+              <w:t xml:space="preserve">Sistema de simulación de pago y generación automática de </w:t>
+            </w:r>
+            <w:r>
+              <w:rPr>
+                <w:color w:val="548dd4"/>
+                <w:sz w:val="20"/>
+                <w:szCs w:val="20"/>
+                <w:rtl w:val="0"/>
+              </w:rPr>
+              <w:t xml:space="preserve">código OTP de 6 dígitos.</w:t>
+            </w:r>
+          </w:p>
+          <w:p>
+            <w:pPr>
+              <w:numPr>
+                <w:ilvl w:val="0"/>
+                <w:numId w:val="1"/>
+              </w:numPr>
+              <w:spacing w:after="0" w:afterAutospacing="0" w:before="0" w:beforeAutospacing="0" w:lineRule="auto"/>
+              <w:ind w:left="720" w:hanging="360"/>
+              <w:rPr>
+                <w:color w:val="548dd4"/>
+                <w:sz w:val="20"/>
+                <w:szCs w:val="20"/>
+              </w:rPr>
+            </w:pPr>
+            <w:r>
+              <w:rPr>
+                <w:color w:val="548dd4"/>
+                <w:sz w:val="20"/>
+                <w:szCs w:val="20"/>
+                <w:rtl w:val="0"/>
+              </w:rPr>
+              <w:t xml:space="preserve">Sistema de chat comprador-vendedor </w:t>
+            </w:r>
+          </w:p>
+          <w:p>
+            <w:pPr>
+              <w:numPr>
+                <w:ilvl w:val="0"/>
+                <w:numId w:val="1"/>
+              </w:numPr>
+              <w:spacing w:after="240" w:before="0" w:beforeAutospacing="0" w:lineRule="auto"/>
+              <w:ind w:left="720" w:hanging="360"/>
+              <w:rPr>
+                <w:color w:val="548dd4"/>
+                <w:sz w:val="20"/>
+                <w:szCs w:val="20"/>
+              </w:rPr>
+            </w:pPr>
+            <w:r>
+              <w:rPr>
+                <w:color w:val="548dd4"/>
+                <w:sz w:val="20"/>
+                <w:szCs w:val="20"/>
+                <w:rtl w:val="0"/>
+              </w:rPr>
+              <w:t xml:space="preserve">Preparación y estructuración del repositorio para el despliegue automático en la plataforma de nube </w:t>
+            </w:r>
+            <w:r>
+              <w:rPr>
+                <w:color w:val="548dd4"/>
+                <w:sz w:val="20"/>
+                <w:szCs w:val="20"/>
+                <w:rtl w:val="0"/>
+              </w:rPr>
+              <w:t xml:space="preserve">Vercel</w:t>
+            </w:r>
+            <w:r>
+              <w:rPr>
+                <w:color w:val="548dd4"/>
+                <w:sz w:val="20"/>
+                <w:szCs w:val="20"/>
+                <w:rtl w:val="0"/>
+              </w:rPr>
+              <w:t xml:space="preserve">.</w:t>
             </w:r>
           </w:p>
         </w:tc>
@@ -678,15 +949,14 @@
             </w:pPr>
             <w:r>
               <w:rPr>
-                <w:rFonts w:ascii="Calibri" w:cs="Calibri" w:eastAsia="Calibri" w:hAnsi="Calibri"/>
-                <w:i w:val="1"/>
-                <w:iCs w:val="1"/>
-                <w:color w:val="548dd4"/>
-                <w:sz w:val="20"/>
-                <w:szCs w:val="20"/>
-                <w:rtl w:val="0"/>
-              </w:rPr>
-              <w:t xml:space="preserve">Opcional en caso de ajuste</w:t>
+                <w:i w:val="1"/>
+                <w:iCs w:val="1"/>
+                <w:color w:val="548dd4"/>
+                <w:sz w:val="20"/>
+                <w:szCs w:val="20"/>
+                <w:rtl w:val="0"/>
+              </w:rPr>
+              <w:t xml:space="preserve">Se ajusta el cronograma para priorizar la estabilización del flujo de checkout con pasarelas de pago y la finalización de la integración de subastas en tiempo real durante la semana 12. </w:t>
             </w:r>
             <w:r>
               <w:rPr>
@@ -741,15 +1011,19 @@
             </w:pPr>
             <w:r>
               <w:rPr>
-                <w:rFonts w:ascii="Calibri" w:cs="Calibri" w:eastAsia="Calibri" w:hAnsi="Calibri"/>
-                <w:i w:val="1"/>
-                <w:iCs w:val="1"/>
-                <w:color w:val="548dd4"/>
-                <w:sz w:val="20"/>
-                <w:szCs w:val="20"/>
-                <w:rtl w:val="0"/>
-              </w:rPr>
-              <w:t xml:space="preserve">Opcional en caso de ajuste</w:t>
+                <w:i w:val="1"/>
+                <w:iCs w:val="1"/>
+                <w:color w:val="548dd4"/>
+                <w:sz w:val="20"/>
+                <w:szCs w:val="20"/>
+                <w:rtl w:val="0"/>
+              </w:rPr>
+              <w:t xml:space="preserve">Se mantiene SCRUM, con sprints de 1 a 2 semanas </w:t>
+            </w:r>
+            <w:r>
+              <w:rPr>
+                <w:rtl w:val="0"/>
+              </w:rPr>
             </w:r>
           </w:p>
         </w:tc>
@@ -777,7 +1051,23 @@
                 <w:color w:val="1f3864"/>
                 <w:rtl w:val="0"/>
               </w:rPr>
-              <w:t xml:space="preserve">Evidencias de avance</w:t>
+              <w:t xml:space="preserve">E</w:t>
+            </w:r>
+          </w:p>
+          <w:p>
+            <w:pPr>
+              <w:rPr>
+                <w:rFonts w:ascii="Calibri" w:cs="Calibri" w:eastAsia="Calibri" w:hAnsi="Calibri"/>
+                <w:color w:val="1f3864"/>
+              </w:rPr>
+            </w:pPr>
+            <w:r>
+              <w:rPr>
+                <w:rFonts w:ascii="Calibri" w:cs="Calibri" w:eastAsia="Calibri" w:hAnsi="Calibri"/>
+                <w:color w:val="1f3864"/>
+                <w:rtl w:val="0"/>
+              </w:rPr>
+              <w:t xml:space="preserve">videncias de avance</w:t>
             </w:r>
           </w:p>
         </w:tc>
@@ -789,50 +1079,396 @@
             <w:pPr>
               <w:jc w:val="both"/>
               <w:rPr>
-                <w:rFonts w:ascii="Calibri" w:cs="Calibri" w:eastAsia="Calibri" w:hAnsi="Calibri"/>
-                <w:i w:val="1"/>
-                <w:iCs w:val="1"/>
-                <w:color w:val="548dd4"/>
-                <w:sz w:val="20"/>
-                <w:szCs w:val="20"/>
-              </w:rPr>
-            </w:pPr>
-            <w:r>
-              <w:rPr>
-                <w:rFonts w:ascii="Calibri" w:cs="Calibri" w:eastAsia="Calibri" w:hAnsi="Calibri"/>
-                <w:i w:val="1"/>
-                <w:iCs w:val="1"/>
-                <w:color w:val="548dd4"/>
-                <w:sz w:val="20"/>
-                <w:szCs w:val="20"/>
-                <w:rtl w:val="0"/>
-              </w:rPr>
-              <w:t xml:space="preserve">Describe la(s) evidencia(s) que presentarás en este informe de avance y justifica de qué manera esta(s) evidencia(s) permite(n) dar cuenta del desarrollo del proyecto.</w:t>
-            </w:r>
-          </w:p>
-          <w:p>
-            <w:pPr>
-              <w:jc w:val="both"/>
-              <w:rPr>
-                <w:rFonts w:ascii="Calibri" w:cs="Calibri" w:eastAsia="Calibri" w:hAnsi="Calibri"/>
-                <w:i w:val="1"/>
-                <w:iCs w:val="1"/>
-                <w:color w:val="548dd4"/>
-                <w:sz w:val="20"/>
-                <w:szCs w:val="20"/>
-              </w:rPr>
-            </w:pPr>
-            <w:r>
-              <w:rPr>
-                <w:rFonts w:ascii="Calibri" w:cs="Calibri" w:eastAsia="Calibri" w:hAnsi="Calibri"/>
-                <w:i w:val="1"/>
-                <w:iCs w:val="1"/>
-                <w:color w:val="548dd4"/>
-                <w:sz w:val="20"/>
-                <w:szCs w:val="20"/>
-                <w:rtl w:val="0"/>
-              </w:rPr>
-              <w:t xml:space="preserve">En caso de ser pertinente explica cómo resguardaste la calidad de tu Proyecto APT a partir de aspectos propios de tu disciplina (correcta aplicación de metodologías, actividades, herramientas, recursos propios, etc.).</w:t>
+                <w:i w:val="1"/>
+                <w:iCs w:val="1"/>
+                <w:color w:val="548dd4"/>
+                <w:sz w:val="20"/>
+                <w:szCs w:val="20"/>
+              </w:rPr>
+            </w:pPr>
+            <w:r>
+              <w:rPr>
+                <w:i w:val="1"/>
+                <w:iCs w:val="1"/>
+                <w:color w:val="548dd4"/>
+                <w:sz w:val="20"/>
+                <w:szCs w:val="20"/>
+                <w:rtl w:val="0"/>
+              </w:rPr>
+              <w:t xml:space="preserve">Se adjuntan las siguientes evidencias, que permiten verificar el desarrollo real del proyecto:</w:t>
+            </w:r>
+          </w:p>
+          <w:p>
+            <w:pPr>
+              <w:jc w:val="both"/>
+              <w:rPr>
+                <w:b w:val="1"/>
+                <w:bCs w:val="1"/>
+                <w:i w:val="1"/>
+                <w:iCs w:val="1"/>
+                <w:color w:val="548dd4"/>
+                <w:sz w:val="20"/>
+                <w:szCs w:val="20"/>
+              </w:rPr>
+            </w:pPr>
+            <w:r>
+              <w:rPr>
+                <w:b w:val="1"/>
+                <w:bCs w:val="1"/>
+                <w:i w:val="1"/>
+                <w:iCs w:val="1"/>
+                <w:color w:val="548dd4"/>
+                <w:sz w:val="20"/>
+                <w:szCs w:val="20"/>
+                <w:rtl w:val="0"/>
+              </w:rPr>
+              <w:t xml:space="preserve">Repositorio GitHub </w:t>
+            </w:r>
+          </w:p>
+          <w:p>
+            <w:pPr>
+              <w:jc w:val="both"/>
+              <w:rPr>
+                <w:i w:val="1"/>
+                <w:iCs w:val="1"/>
+                <w:color w:val="548dd4"/>
+                <w:sz w:val="20"/>
+                <w:szCs w:val="20"/>
+                <w:shd w:fill="cfe2f3" w:val="clear"/>
+              </w:rPr>
+            </w:pPr>
+            <w:hyperlink r:id="rId9">
+              <w:r>
+                <w:rPr>
+                  <w:i w:val="1"/>
+                  <w:iCs w:val="1"/>
+                  <w:color w:val="1155cc"/>
+                  <w:sz w:val="20"/>
+                  <w:szCs w:val="20"/>
+                  <w:u w:val="single"/>
+                  <w:shd w:fill="cfe2f3" w:val="clear"/>
+                  <w:rtl w:val="0"/>
+                </w:rPr>
+                <w:t xml:space="preserve">vindex-mkt/mrb_capstone</w:t>
+              </w:r>
+            </w:hyperlink>
+            <w:r>
+              <w:rPr>
+                <w:i w:val="1"/>
+                <w:iCs w:val="1"/>
+                <w:color w:val="548dd4"/>
+                <w:sz w:val="20"/>
+                <w:szCs w:val="20"/>
+                <w:shd w:fill="cfe2f3" w:val="clear"/>
+                <w:rtl w:val="0"/>
+              </w:rPr>
+              <w:t xml:space="preserve"> </w:t>
+            </w:r>
+          </w:p>
+          <w:p>
+            <w:pPr>
+              <w:jc w:val="both"/>
+              <w:rPr>
+                <w:b w:val="1"/>
+                <w:bCs w:val="1"/>
+                <w:i w:val="1"/>
+                <w:iCs w:val="1"/>
+                <w:color w:val="548dd4"/>
+                <w:sz w:val="20"/>
+                <w:szCs w:val="20"/>
+              </w:rPr>
+            </w:pPr>
+            <w:r>
+              <w:rPr>
+                <w:b w:val="1"/>
+                <w:bCs w:val="1"/>
+                <w:i w:val="1"/>
+                <w:iCs w:val="1"/>
+                <w:color w:val="548dd4"/>
+                <w:sz w:val="20"/>
+                <w:szCs w:val="20"/>
+                <w:rtl w:val="0"/>
+              </w:rPr>
+              <w:t xml:space="preserve">Capturas de interfaz </w:t>
+            </w:r>
+          </w:p>
+          <w:p>
+            <w:pPr>
+              <w:jc w:val="both"/>
+              <w:rPr>
+                <w:b w:val="1"/>
+                <w:bCs w:val="1"/>
+                <w:i w:val="1"/>
+                <w:iCs w:val="1"/>
+                <w:color w:val="548dd4"/>
+                <w:sz w:val="20"/>
+                <w:szCs w:val="20"/>
+              </w:rPr>
+            </w:pPr>
+            <w:r>
+              <w:rPr>
+                <w:b w:val="1"/>
+                <w:bCs w:val="1"/>
+                <w:i w:val="1"/>
+                <w:iCs w:val="1"/>
+                <w:color w:val="548dd4"/>
+                <w:sz w:val="20"/>
+                <w:szCs w:val="20"/>
+              </w:rPr>
+              <w:drawing>
+                <wp:inline distB="114300" distT="114300" distL="114300" distR="114300">
+                  <wp:extent cx="4381500" cy="1943100"/>
+                  <wp:effectExtent b="0" l="0" r="0" t="0"/>
+                  <wp:docPr id="8" name="image3.png"/>
+                  <a:graphic>
+                    <a:graphicData uri="http://schemas.openxmlformats.org/drawingml/2006/picture">
+                      <pic:pic>
+                        <pic:nvPicPr>
+                          <pic:cNvPr id="0" name="image3.png"/>
+                          <pic:cNvPicPr preferRelativeResize="0"/>
+                        </pic:nvPicPr>
+                        <pic:blipFill>
+                          <a:blip r:embed="rId10"/>
+                          <a:srcRect b="0" l="0" r="0" t="0"/>
+                          <a:stretch>
+                            <a:fillRect/>
+                          </a:stretch>
+                        </pic:blipFill>
+                        <pic:spPr>
+                          <a:xfrm>
+                            <a:off x="0" y="0"/>
+                            <a:ext cx="4381500" cy="1943100"/>
+                          </a:xfrm>
+                          <a:prstGeom prst="rect"/>
+                          <a:ln/>
+                        </pic:spPr>
+                      </pic:pic>
+                    </a:graphicData>
+                  </a:graphic>
+                </wp:inline>
+              </w:drawing>
+            </w:r>
+            <w:r>
+              <w:rPr>
+                <w:rtl w:val="0"/>
+              </w:rPr>
+            </w:r>
+          </w:p>
+          <w:p>
+            <w:pPr>
+              <w:jc w:val="both"/>
+              <w:rPr>
+                <w:b w:val="1"/>
+                <w:bCs w:val="1"/>
+                <w:i w:val="1"/>
+                <w:iCs w:val="1"/>
+                <w:color w:val="548dd4"/>
+                <w:sz w:val="20"/>
+                <w:szCs w:val="20"/>
+              </w:rPr>
+            </w:pPr>
+            <w:r>
+              <w:rPr>
+                <w:b w:val="1"/>
+                <w:bCs w:val="1"/>
+                <w:i w:val="1"/>
+                <w:iCs w:val="1"/>
+                <w:color w:val="548dd4"/>
+                <w:sz w:val="20"/>
+                <w:szCs w:val="20"/>
+              </w:rPr>
+              <w:drawing>
+                <wp:inline distB="114300" distT="114300" distL="114300" distR="114300">
+                  <wp:extent cx="4381500" cy="1968500"/>
+                  <wp:effectExtent b="0" l="0" r="0" t="0"/>
+                  <wp:docPr id="5" name="image4.png"/>
+                  <a:graphic>
+                    <a:graphicData uri="http://schemas.openxmlformats.org/drawingml/2006/picture">
+                      <pic:pic>
+                        <pic:nvPicPr>
+                          <pic:cNvPr id="0" name="image4.png"/>
+                          <pic:cNvPicPr preferRelativeResize="0"/>
+                        </pic:nvPicPr>
+                        <pic:blipFill>
+                          <a:blip r:embed="rId11"/>
+                          <a:srcRect b="0" l="0" r="0" t="0"/>
+                          <a:stretch>
+                            <a:fillRect/>
+                          </a:stretch>
+                        </pic:blipFill>
+                        <pic:spPr>
+                          <a:xfrm>
+                            <a:off x="0" y="0"/>
+                            <a:ext cx="4381500" cy="1968500"/>
+                          </a:xfrm>
+                          <a:prstGeom prst="rect"/>
+                          <a:ln/>
+                        </pic:spPr>
+                      </pic:pic>
+                    </a:graphicData>
+                  </a:graphic>
+                </wp:inline>
+              </w:drawing>
+            </w:r>
+            <w:r>
+              <w:rPr>
+                <w:rtl w:val="0"/>
+              </w:rPr>
+            </w:r>
+          </w:p>
+          <w:p>
+            <w:pPr>
+              <w:jc w:val="both"/>
+              <w:rPr>
+                <w:b w:val="1"/>
+                <w:bCs w:val="1"/>
+                <w:i w:val="1"/>
+                <w:iCs w:val="1"/>
+                <w:color w:val="548dd4"/>
+                <w:sz w:val="20"/>
+                <w:szCs w:val="20"/>
+              </w:rPr>
+            </w:pPr>
+            <w:r>
+              <w:rPr>
+                <w:b w:val="1"/>
+                <w:bCs w:val="1"/>
+                <w:i w:val="1"/>
+                <w:iCs w:val="1"/>
+                <w:color w:val="548dd4"/>
+                <w:sz w:val="20"/>
+                <w:szCs w:val="20"/>
+                <w:rtl w:val="0"/>
+              </w:rPr>
+              <w:t xml:space="preserve">Capturas de Supabase </w:t>
+            </w:r>
+          </w:p>
+          <w:p>
+            <w:pPr>
+              <w:jc w:val="both"/>
+              <w:rPr>
+                <w:b w:val="1"/>
+                <w:bCs w:val="1"/>
+                <w:i w:val="1"/>
+                <w:iCs w:val="1"/>
+                <w:color w:val="548dd4"/>
+                <w:sz w:val="20"/>
+                <w:szCs w:val="20"/>
+              </w:rPr>
+            </w:pPr>
+            <w:r>
+              <w:rPr>
+                <w:color w:val="548dd4"/>
+                <w:sz w:val="20"/>
+                <w:szCs w:val="20"/>
+              </w:rPr>
+              <w:drawing>
+                <wp:inline distB="114300" distT="114300" distL="114300" distR="114300">
+                  <wp:extent cx="4381500" cy="2273300"/>
+                  <wp:effectExtent b="0" l="0" r="0" t="0"/>
+                  <wp:docPr id="4" name="image1.png"/>
+                  <a:graphic>
+                    <a:graphicData uri="http://schemas.openxmlformats.org/drawingml/2006/picture">
+                      <pic:pic>
+                        <pic:nvPicPr>
+                          <pic:cNvPr id="0" name="image1.png"/>
+                          <pic:cNvPicPr preferRelativeResize="0"/>
+                        </pic:nvPicPr>
+                        <pic:blipFill>
+                          <a:blip r:embed="rId12"/>
+                          <a:srcRect b="0" l="0" r="0" t="0"/>
+                          <a:stretch>
+                            <a:fillRect/>
+                          </a:stretch>
+                        </pic:blipFill>
+                        <pic:spPr>
+                          <a:xfrm>
+                            <a:off x="0" y="0"/>
+                            <a:ext cx="4381500" cy="2273300"/>
+                          </a:xfrm>
+                          <a:prstGeom prst="rect"/>
+                          <a:ln/>
+                        </pic:spPr>
+                      </pic:pic>
+                    </a:graphicData>
+                  </a:graphic>
+                </wp:inline>
+              </w:drawing>
+            </w:r>
+            <w:r>
+              <w:rPr>
+                <w:b w:val="1"/>
+                <w:bCs w:val="1"/>
+                <w:i w:val="1"/>
+                <w:iCs w:val="1"/>
+                <w:color w:val="548dd4"/>
+                <w:sz w:val="20"/>
+                <w:szCs w:val="20"/>
+                <w:rtl w:val="0"/>
+              </w:rPr>
+              <w:t xml:space="preserve">Tablero de Scrum </w:t>
+            </w:r>
+          </w:p>
+          <w:p>
+            <w:pPr>
+              <w:jc w:val="both"/>
+              <w:rPr>
+                <w:b w:val="1"/>
+                <w:bCs w:val="1"/>
+                <w:i w:val="1"/>
+                <w:iCs w:val="1"/>
+                <w:color w:val="548dd4"/>
+                <w:sz w:val="20"/>
+                <w:szCs w:val="20"/>
+              </w:rPr>
+            </w:pPr>
+            <w:r>
+              <w:rPr>
+                <w:b w:val="1"/>
+                <w:bCs w:val="1"/>
+                <w:i w:val="1"/>
+                <w:iCs w:val="1"/>
+                <w:color w:val="548dd4"/>
+                <w:sz w:val="20"/>
+                <w:szCs w:val="20"/>
+              </w:rPr>
+              <w:drawing>
+                <wp:inline distB="114300" distT="114300" distL="114300" distR="114300">
+                  <wp:extent cx="4381500" cy="2032000"/>
+                  <wp:effectExtent b="0" l="0" r="0" t="0"/>
+                  <wp:docPr id="7" name="image5.png"/>
+                  <a:graphic>
+                    <a:graphicData uri="http://schemas.openxmlformats.org/drawingml/2006/picture">
+                      <pic:pic>
+                        <pic:nvPicPr>
+                          <pic:cNvPr id="0" name="image5.png"/>
+                          <pic:cNvPicPr preferRelativeResize="0"/>
+                        </pic:nvPicPr>
+                        <pic:blipFill>
+                          <a:blip r:embed="rId13"/>
+                          <a:srcRect b="0" l="0" r="0" t="0"/>
+                          <a:stretch>
+                            <a:fillRect/>
+                          </a:stretch>
+                        </pic:blipFill>
+                        <pic:spPr>
+                          <a:xfrm>
+                            <a:off x="0" y="0"/>
+                            <a:ext cx="4381500" cy="2032000"/>
+                          </a:xfrm>
+                          <a:prstGeom prst="rect"/>
+                          <a:ln/>
+                        </pic:spPr>
+                      </pic:pic>
+                    </a:graphicData>
+                  </a:graphic>
+                </wp:inline>
+              </w:drawing>
+            </w:r>
+            <w:r>
+              <w:rPr>
+                <w:rtl w:val="0"/>
+              </w:rPr>
             </w:r>
           </w:p>
           <w:p>
@@ -851,15 +1487,27 @@
             </w:pPr>
             <w:r>
               <w:rPr>
-                <w:rFonts w:ascii="Calibri" w:cs="Calibri" w:eastAsia="Calibri" w:hAnsi="Calibri"/>
-                <w:i w:val="1"/>
-                <w:iCs w:val="1"/>
-                <w:color w:val="548dd4"/>
-                <w:sz w:val="20"/>
-                <w:szCs w:val="20"/>
-                <w:rtl w:val="0"/>
-              </w:rPr>
-              <w:t xml:space="preserve">En este apartado adjuntar la(s) evidencia(s) seleccionada(s) para ser evaluada por el docente.</w:t>
+                <w:b w:val="1"/>
+                <w:bCs w:val="1"/>
+                <w:i w:val="1"/>
+                <w:iCs w:val="1"/>
+                <w:color w:val="548dd4"/>
+                <w:sz w:val="20"/>
+                <w:szCs w:val="20"/>
+                <w:rtl w:val="0"/>
+              </w:rPr>
+              <w:t xml:space="preserve">Calidad:</w:t>
+            </w:r>
+            <w:r>
+              <w:rPr>
+                <w:i w:val="1"/>
+                <w:iCs w:val="1"/>
+                <w:color w:val="548dd4"/>
+                <w:sz w:val="20"/>
+                <w:szCs w:val="20"/>
+                <w:rtl w:val="0"/>
+              </w:rPr>
+              <w:t xml:space="preserve"> se resguarda con RLS estricta por tabla, hora de servidor en las subastas para evitar manipulación del cliente, funciones transaccionales para el descuento de stock, revisión de código por el equipo y metodología SCRUM. </w:t>
             </w:r>
             <w:r>
               <w:rPr>
@@ -953,7 +1601,7 @@
       <w:tblPr>
         <w:tblStyle w:val="Table3"/>
         <w:tblpPr w:leftFromText="180" w:rightFromText="180" w:topFromText="0" w:bottomFromText="0" w:vertAnchor="page" w:horzAnchor="margin" w:tblpXSpec="center" w:tblpY="3517"/>
-        <w:tblW w:w="9776.000000000002" w:type="dxa"/>
+        <w:tblW w:w="10125.0" w:type="dxa"/>
         <w:jc w:val="left"/>
         <w:tblBorders>
           <w:top w:color="bfbfbf" w:space="0" w:sz="4" w:val="single"/>
@@ -967,24 +1615,24 @@
         <w:tblLook w:val="0400"/>
       </w:tblPr>
       <w:tblGrid>
-        <w:gridCol w:w="1328"/>
-        <w:gridCol w:w="1077"/>
-        <w:gridCol w:w="1276"/>
-        <w:gridCol w:w="1276"/>
+        <w:gridCol w:w="1425"/>
+        <w:gridCol w:w="1080"/>
         <w:gridCol w:w="1275"/>
-        <w:gridCol w:w="1276"/>
-        <w:gridCol w:w="1418"/>
-        <w:gridCol w:w="850"/>
+        <w:gridCol w:w="1275"/>
+        <w:gridCol w:w="1620"/>
+        <w:gridCol w:w="1410"/>
+        <w:gridCol w:w="1200"/>
+        <w:gridCol w:w="840"/>
         <w:tblGridChange w:id="0">
           <w:tblGrid>
-            <w:gridCol w:w="1328"/>
-            <w:gridCol w:w="1077"/>
-            <w:gridCol w:w="1276"/>
-            <w:gridCol w:w="1276"/>
+            <w:gridCol w:w="1425"/>
+            <w:gridCol w:w="1080"/>
             <w:gridCol w:w="1275"/>
-            <w:gridCol w:w="1276"/>
-            <w:gridCol w:w="1418"/>
-            <w:gridCol w:w="850"/>
+            <w:gridCol w:w="1275"/>
+            <w:gridCol w:w="1620"/>
+            <w:gridCol w:w="1410"/>
+            <w:gridCol w:w="1200"/>
+            <w:gridCol w:w="840"/>
           </w:tblGrid>
         </w:tblGridChange>
       </w:tblGrid>
@@ -1255,7 +1903,7 @@
       <w:tr>
         <w:trPr>
           <w:cantSplit w:val="0"/>
-          <w:trHeight w:val="2410" w:hRule="atLeast"/>
+          <w:trHeight w:val="1560" w:hRule="atLeast"/>
           <w:tblHeader w:val="0"/>
         </w:trPr>
         <w:tc>
@@ -1272,48 +1920,100 @@
             </w:pPr>
             <w:r>
               <w:rPr>
+                <w:i w:val="1"/>
+                <w:iCs w:val="1"/>
+                <w:color w:val="548dd4"/>
+                <w:sz w:val="18"/>
+                <w:szCs w:val="18"/>
+                <w:rtl w:val="0"/>
+              </w:rPr>
+              <w:t xml:space="preserve">Gestión de proyectos </w:t>
+            </w:r>
+            <w:r>
+              <w:rPr>
+                <w:rtl w:val="0"/>
+              </w:rPr>
+            </w:r>
+          </w:p>
+        </w:tc>
+        <w:tc>
+          <w:tcPr/>
+          <w:p>
+            <w:pPr>
+              <w:jc w:val="both"/>
+              <w:rPr>
                 <w:rFonts w:ascii="Calibri" w:cs="Calibri" w:eastAsia="Calibri" w:hAnsi="Calibri"/>
                 <w:i w:val="1"/>
                 <w:iCs w:val="1"/>
                 <w:color w:val="548dd4"/>
                 <w:sz w:val="18"/>
                 <w:szCs w:val="18"/>
-                <w:rtl w:val="0"/>
-              </w:rPr>
-              <w:t xml:space="preserve">Nombra las competencias o unidades de competencias que se relacionan con las diferentes actividades requeridas para el desarrollo del proyecto APT.</w:t>
-            </w:r>
-            <w:r>
-              <w:rPr>
-                <w:rtl w:val="0"/>
-              </w:rPr>
-            </w:r>
-          </w:p>
-        </w:tc>
-        <w:tc>
-          <w:tcPr/>
-          <w:p>
-            <w:pPr>
-              <w:jc w:val="both"/>
-              <w:rPr>
-                <w:rFonts w:ascii="Calibri" w:cs="Calibri" w:eastAsia="Calibri" w:hAnsi="Calibri"/>
-                <w:i w:val="1"/>
-                <w:iCs w:val="1"/>
-                <w:color w:val="548dd4"/>
-                <w:sz w:val="18"/>
-                <w:szCs w:val="18"/>
-              </w:rPr>
-            </w:pPr>
-            <w:r>
-              <w:rPr>
-                <w:rFonts w:ascii="Calibri" w:cs="Calibri" w:eastAsia="Calibri" w:hAnsi="Calibri"/>
-                <w:i w:val="1"/>
-                <w:iCs w:val="1"/>
-                <w:color w:val="548dd4"/>
-                <w:sz w:val="18"/>
-                <w:szCs w:val="18"/>
-                <w:rtl w:val="0"/>
-              </w:rPr>
-              <w:t xml:space="preserve">Nombra las actividades que se necesitan para desarrollar el proyecto APT. </w:t>
+              </w:rPr>
+            </w:pPr>
+            <w:r>
+              <w:rPr>
+                <w:i w:val="1"/>
+                <w:iCs w:val="1"/>
+                <w:color w:val="548dd4"/>
+                <w:sz w:val="18"/>
+                <w:szCs w:val="18"/>
+                <w:rtl w:val="0"/>
+              </w:rPr>
+              <w:t xml:space="preserve">Arquitectura monorepo, roles y estructura inicial </w:t>
+            </w:r>
+            <w:r>
+              <w:rPr>
+                <w:rtl w:val="0"/>
+              </w:rPr>
+            </w:r>
+          </w:p>
+        </w:tc>
+        <w:tc>
+          <w:tcPr/>
+          <w:p>
+            <w:pPr>
+              <w:jc w:val="both"/>
+              <w:rPr>
+                <w:i w:val="1"/>
+                <w:iCs w:val="1"/>
+                <w:color w:val="548dd4"/>
+                <w:sz w:val="18"/>
+                <w:szCs w:val="18"/>
+              </w:rPr>
+            </w:pPr>
+            <w:r>
+              <w:rPr>
+                <w:i w:val="1"/>
+                <w:iCs w:val="1"/>
+                <w:color w:val="548dd4"/>
+                <w:sz w:val="18"/>
+                <w:szCs w:val="18"/>
+                <w:rtl w:val="0"/>
+              </w:rPr>
+              <w:t xml:space="preserve">Turborepo, GitHub,</w:t>
+            </w:r>
+          </w:p>
+          <w:p>
+            <w:pPr>
+              <w:jc w:val="both"/>
+              <w:rPr>
+                <w:i w:val="1"/>
+                <w:iCs w:val="1"/>
+                <w:color w:val="548dd4"/>
+                <w:sz w:val="18"/>
+                <w:szCs w:val="18"/>
+              </w:rPr>
+            </w:pPr>
+            <w:r>
+              <w:rPr>
+                <w:i w:val="1"/>
+                <w:iCs w:val="1"/>
+                <w:color w:val="548dd4"/>
+                <w:sz w:val="18"/>
+                <w:szCs w:val="18"/>
+                <w:rtl w:val="0"/>
+              </w:rPr>
+              <w:t xml:space="preserve">Jira</w:t>
             </w:r>
           </w:p>
         </w:tc>
@@ -1331,36 +2031,59 @@
             </w:pPr>
             <w:r>
               <w:rPr>
+                <w:i w:val="1"/>
+                <w:iCs w:val="1"/>
+                <w:color w:val="548dd4"/>
+                <w:sz w:val="18"/>
+                <w:szCs w:val="18"/>
+                <w:rtl w:val="0"/>
+              </w:rPr>
+              <w:t xml:space="preserve">2 semanas</w:t>
+            </w:r>
+            <w:r>
+              <w:rPr>
+                <w:rtl w:val="0"/>
+              </w:rPr>
+            </w:r>
+          </w:p>
+        </w:tc>
+        <w:tc>
+          <w:tcPr/>
+          <w:p>
+            <w:pPr>
+              <w:jc w:val="both"/>
+              <w:rPr>
                 <w:rFonts w:ascii="Calibri" w:cs="Calibri" w:eastAsia="Calibri" w:hAnsi="Calibri"/>
                 <w:i w:val="1"/>
                 <w:iCs w:val="1"/>
                 <w:color w:val="548dd4"/>
                 <w:sz w:val="18"/>
                 <w:szCs w:val="18"/>
-                <w:rtl w:val="0"/>
-              </w:rPr>
-              <w:t xml:space="preserve">Nombra los recursos necesarios para llevar a cabo las actividades definidas.</w:t>
-            </w:r>
-            <w:r>
-              <w:rPr>
-                <w:rtl w:val="0"/>
-              </w:rPr>
-            </w:r>
-          </w:p>
-        </w:tc>
-        <w:tc>
-          <w:tcPr/>
-          <w:p>
-            <w:pPr>
-              <w:jc w:val="both"/>
-              <w:rPr>
-                <w:b w:val="1"/>
-                <w:bCs w:val="1"/>
-                <w:sz w:val="18"/>
-                <w:szCs w:val="18"/>
-              </w:rPr>
-            </w:pPr>
-            <w:r>
+              </w:rPr>
+            </w:pPr>
+            <w:r>
+              <w:rPr>
+                <w:i w:val="1"/>
+                <w:iCs w:val="1"/>
+                <w:color w:val="548dd4"/>
+                <w:sz w:val="18"/>
+                <w:szCs w:val="18"/>
+                <w:rtl w:val="0"/>
+              </w:rPr>
+              <w:t xml:space="preserve">Bryan, Renato</w:t>
+            </w:r>
+            <w:r>
+              <w:rPr>
+                <w:rtl w:val="0"/>
+              </w:rPr>
+            </w:r>
+          </w:p>
+        </w:tc>
+        <w:tc>
+          <w:tcPr/>
+          <w:p>
+            <w:pPr>
+              <w:jc w:val="both"/>
               <w:rPr>
                 <w:rFonts w:ascii="Calibri" w:cs="Calibri" w:eastAsia="Calibri" w:hAnsi="Calibri"/>
                 <w:i w:val="1"/>
@@ -1368,100 +2091,28 @@
                 <w:color w:val="548dd4"/>
                 <w:sz w:val="18"/>
                 <w:szCs w:val="18"/>
-                <w:rtl w:val="0"/>
-              </w:rPr>
-              <w:t xml:space="preserve">Señala la duración de cada actividad. </w:t>
-            </w:r>
-            <w:r>
-              <w:rPr>
-                <w:rtl w:val="0"/>
-              </w:rPr>
-            </w:r>
-          </w:p>
-        </w:tc>
-        <w:tc>
-          <w:tcPr/>
-          <w:p>
-            <w:pPr>
-              <w:jc w:val="both"/>
-              <w:rPr>
-                <w:rFonts w:ascii="Calibri" w:cs="Calibri" w:eastAsia="Calibri" w:hAnsi="Calibri"/>
-                <w:i w:val="1"/>
-                <w:iCs w:val="1"/>
-                <w:color w:val="548dd4"/>
-                <w:sz w:val="18"/>
-                <w:szCs w:val="18"/>
-              </w:rPr>
-            </w:pPr>
-            <w:r>
-              <w:rPr>
-                <w:rFonts w:ascii="Calibri" w:cs="Calibri" w:eastAsia="Calibri" w:hAnsi="Calibri"/>
-                <w:i w:val="1"/>
-                <w:iCs w:val="1"/>
-                <w:color w:val="548dd4"/>
-                <w:sz w:val="18"/>
-                <w:szCs w:val="18"/>
-                <w:rtl w:val="0"/>
-              </w:rPr>
-              <w:t xml:space="preserve">Escribe el nombre del integrante del equipo responsable de cada actividad.</w:t>
-            </w:r>
-          </w:p>
-        </w:tc>
-        <w:tc>
-          <w:tcPr/>
-          <w:p>
-            <w:pPr>
-              <w:jc w:val="both"/>
-              <w:rPr>
-                <w:rFonts w:ascii="Calibri" w:cs="Calibri" w:eastAsia="Calibri" w:hAnsi="Calibri"/>
-                <w:i w:val="1"/>
-                <w:iCs w:val="1"/>
-                <w:color w:val="548dd4"/>
-                <w:sz w:val="18"/>
-                <w:szCs w:val="18"/>
-              </w:rPr>
-            </w:pPr>
-            <w:r>
-              <w:rPr>
-                <w:rFonts w:ascii="Calibri" w:cs="Calibri" w:eastAsia="Calibri" w:hAnsi="Calibri"/>
-                <w:i w:val="1"/>
-                <w:iCs w:val="1"/>
-                <w:color w:val="548dd4"/>
-                <w:sz w:val="18"/>
-                <w:szCs w:val="18"/>
-                <w:rtl w:val="0"/>
-              </w:rPr>
-              <w:t xml:space="preserve">Señala las dificultades o facilitadores que se podrían presentar durante la ejecución de cada una de las actividades propuestas.</w:t>
-            </w:r>
-          </w:p>
-        </w:tc>
-        <w:tc>
-          <w:tcPr/>
-          <w:p>
-            <w:pPr>
-              <w:jc w:val="both"/>
-              <w:rPr>
-                <w:rFonts w:ascii="Calibri" w:cs="Calibri" w:eastAsia="Calibri" w:hAnsi="Calibri"/>
-                <w:i w:val="1"/>
-                <w:iCs w:val="1"/>
-                <w:color w:val="548dd4"/>
-                <w:sz w:val="18"/>
-                <w:szCs w:val="18"/>
-              </w:rPr>
-            </w:pPr>
-            <w:r>
-              <w:rPr>
-                <w:rFonts w:ascii="Calibri" w:cs="Calibri" w:eastAsia="Calibri" w:hAnsi="Calibri"/>
-                <w:i w:val="1"/>
-                <w:iCs w:val="1"/>
-                <w:color w:val="548dd4"/>
-                <w:sz w:val="18"/>
-                <w:szCs w:val="18"/>
-                <w:rtl w:val="0"/>
-              </w:rPr>
-              <w:t xml:space="preserve">Describe el estado de avance de cada actividad.</w:t>
-            </w:r>
-          </w:p>
+              </w:rPr>
+            </w:pPr>
+            <w:r>
+              <w:rPr>
+                <w:i w:val="1"/>
+                <w:iCs w:val="1"/>
+                <w:color w:val="548dd4"/>
+                <w:sz w:val="18"/>
+                <w:szCs w:val="18"/>
+                <w:rtl w:val="0"/>
+              </w:rPr>
+              <w:t xml:space="preserve">S/O</w:t>
+            </w:r>
+            <w:r>
+              <w:rPr>
+                <w:rtl w:val="0"/>
+              </w:rPr>
+            </w:r>
+          </w:p>
+        </w:tc>
+        <w:tc>
+          <w:tcPr/>
           <w:p>
             <w:pPr>
               <w:jc w:val="both"/>
@@ -1476,10 +2127,24 @@
             </w:pPr>
             <w:r>
               <w:rPr>
-                <w:rtl w:val="0"/>
-              </w:rPr>
-            </w:r>
-          </w:p>
+                <w:i w:val="1"/>
+                <w:iCs w:val="1"/>
+                <w:color w:val="548dd4"/>
+                <w:sz w:val="18"/>
+                <w:szCs w:val="18"/>
+                <w:rtl w:val="0"/>
+              </w:rPr>
+              <w:t xml:space="preserve">Completado </w:t>
+            </w:r>
+            <w:r>
+              <w:rPr>
+                <w:rtl w:val="0"/>
+              </w:rPr>
+            </w:r>
+          </w:p>
+        </w:tc>
+        <w:tc>
+          <w:tcPr/>
           <w:p>
             <w:pPr>
               <w:jc w:val="both"/>
@@ -1494,80 +2159,2215 @@
             </w:pPr>
             <w:r>
               <w:rPr>
-                <w:rFonts w:ascii="Calibri" w:cs="Calibri" w:eastAsia="Calibri" w:hAnsi="Calibri"/>
-                <w:i w:val="1"/>
-                <w:iCs w:val="1"/>
-                <w:color w:val="548dd4"/>
-                <w:sz w:val="18"/>
-                <w:szCs w:val="18"/>
-                <w:rtl w:val="0"/>
-              </w:rPr>
-              <w:t xml:space="preserve">Tipos de estado: </w:t>
-            </w:r>
-          </w:p>
-          <w:p>
-            <w:pPr>
-              <w:jc w:val="both"/>
-              <w:rPr>
-                <w:rFonts w:ascii="Calibri" w:cs="Calibri" w:eastAsia="Calibri" w:hAnsi="Calibri"/>
-                <w:i w:val="1"/>
-                <w:iCs w:val="1"/>
-                <w:color w:val="c00000"/>
-                <w:sz w:val="16"/>
-                <w:szCs w:val="16"/>
-              </w:rPr>
-            </w:pPr>
-            <w:r>
-              <w:rPr>
-                <w:rFonts w:ascii="Calibri" w:cs="Calibri" w:eastAsia="Calibri" w:hAnsi="Calibri"/>
-                <w:i w:val="1"/>
-                <w:iCs w:val="1"/>
-                <w:color w:val="548dd4"/>
-                <w:sz w:val="18"/>
-                <w:szCs w:val="18"/>
-                <w:rtl w:val="0"/>
-              </w:rPr>
-              <w:t xml:space="preserve">En curso/ Con retraso/ No iniciado/ Completado/ Ajustada</w:t>
-            </w:r>
-            <w:r>
-              <w:rPr>
-                <w:rFonts w:ascii="Calibri" w:cs="Calibri" w:eastAsia="Calibri" w:hAnsi="Calibri"/>
-                <w:i w:val="1"/>
-                <w:iCs w:val="1"/>
-                <w:color w:val="c00000"/>
-                <w:sz w:val="16"/>
-                <w:szCs w:val="16"/>
-                <w:rtl w:val="0"/>
-              </w:rPr>
-              <w:t xml:space="preserve"> </w:t>
-            </w:r>
-          </w:p>
-        </w:tc>
-        <w:tc>
-          <w:tcPr/>
-          <w:p>
-            <w:pPr>
-              <w:jc w:val="both"/>
-              <w:rPr>
-                <w:rFonts w:ascii="Calibri" w:cs="Calibri" w:eastAsia="Calibri" w:hAnsi="Calibri"/>
-                <w:i w:val="1"/>
-                <w:iCs w:val="1"/>
-                <w:color w:val="548dd4"/>
-                <w:sz w:val="18"/>
-                <w:szCs w:val="18"/>
-              </w:rPr>
-            </w:pPr>
-            <w:r>
-              <w:rPr>
-                <w:rFonts w:ascii="Calibri" w:cs="Calibri" w:eastAsia="Calibri" w:hAnsi="Calibri"/>
-                <w:i w:val="1"/>
-                <w:iCs w:val="1"/>
-                <w:color w:val="548dd4"/>
-                <w:sz w:val="18"/>
-                <w:szCs w:val="18"/>
-                <w:rtl w:val="0"/>
-              </w:rPr>
-              <w:t xml:space="preserve">Señala los ajustes o reformulaciones que has realizado. </w:t>
+                <w:i w:val="1"/>
+                <w:iCs w:val="1"/>
+                <w:color w:val="548dd4"/>
+                <w:sz w:val="18"/>
+                <w:szCs w:val="18"/>
+                <w:rtl w:val="0"/>
+              </w:rPr>
+              <w:t xml:space="preserve">S/A</w:t>
+            </w:r>
+            <w:r>
+              <w:rPr>
+                <w:rtl w:val="0"/>
+              </w:rPr>
+            </w:r>
+          </w:p>
+        </w:tc>
+      </w:tr>
+      <w:tr>
+        <w:trPr>
+          <w:cantSplit w:val="0"/>
+          <w:trHeight w:val="1320" w:hRule="atLeast"/>
+          <w:tblHeader w:val="0"/>
+        </w:trPr>
+        <w:tc>
+          <w:tcPr/>
+          <w:p>
+            <w:pPr>
+              <w:jc w:val="both"/>
+              <w:rPr>
+                <w:i w:val="1"/>
+                <w:iCs w:val="1"/>
+                <w:color w:val="548dd4"/>
+                <w:sz w:val="18"/>
+                <w:szCs w:val="18"/>
+              </w:rPr>
+            </w:pPr>
+            <w:r>
+              <w:rPr>
+                <w:i w:val="1"/>
+                <w:iCs w:val="1"/>
+                <w:color w:val="548dd4"/>
+                <w:sz w:val="18"/>
+                <w:szCs w:val="18"/>
+                <w:rtl w:val="0"/>
+              </w:rPr>
+              <w:t xml:space="preserve">Seguridad y BD </w:t>
+            </w:r>
+          </w:p>
+        </w:tc>
+        <w:tc>
+          <w:tcPr/>
+          <w:p>
+            <w:pPr>
+              <w:jc w:val="both"/>
+              <w:rPr>
+                <w:i w:val="1"/>
+                <w:iCs w:val="1"/>
+                <w:color w:val="548dd4"/>
+                <w:sz w:val="18"/>
+                <w:szCs w:val="18"/>
+              </w:rPr>
+            </w:pPr>
+            <w:r>
+              <w:rPr>
+                <w:i w:val="1"/>
+                <w:iCs w:val="1"/>
+                <w:color w:val="548dd4"/>
+                <w:sz w:val="18"/>
+                <w:szCs w:val="18"/>
+                <w:rtl w:val="0"/>
+              </w:rPr>
+              <w:t xml:space="preserve">Auth con Supabase, roles y RLS; esquema relacional </w:t>
+            </w:r>
+          </w:p>
+        </w:tc>
+        <w:tc>
+          <w:tcPr/>
+          <w:p>
+            <w:pPr>
+              <w:jc w:val="both"/>
+              <w:rPr>
+                <w:i w:val="1"/>
+                <w:iCs w:val="1"/>
+                <w:color w:val="548dd4"/>
+                <w:sz w:val="18"/>
+                <w:szCs w:val="18"/>
+              </w:rPr>
+            </w:pPr>
+            <w:r>
+              <w:rPr>
+                <w:i w:val="1"/>
+                <w:iCs w:val="1"/>
+                <w:color w:val="548dd4"/>
+                <w:sz w:val="18"/>
+                <w:szCs w:val="18"/>
+                <w:rtl w:val="0"/>
+              </w:rPr>
+              <w:t xml:space="preserve">Supabase / PostgreSQL </w:t>
+            </w:r>
+          </w:p>
+        </w:tc>
+        <w:tc>
+          <w:tcPr/>
+          <w:p>
+            <w:pPr>
+              <w:jc w:val="both"/>
+              <w:rPr>
+                <w:i w:val="1"/>
+                <w:iCs w:val="1"/>
+                <w:color w:val="548dd4"/>
+                <w:sz w:val="18"/>
+                <w:szCs w:val="18"/>
+              </w:rPr>
+            </w:pPr>
+            <w:r>
+              <w:rPr>
+                <w:i w:val="1"/>
+                <w:iCs w:val="1"/>
+                <w:color w:val="548dd4"/>
+                <w:sz w:val="18"/>
+                <w:szCs w:val="18"/>
+                <w:rtl w:val="0"/>
+              </w:rPr>
+              <w:t xml:space="preserve">2 semanas</w:t>
+            </w:r>
+          </w:p>
+        </w:tc>
+        <w:tc>
+          <w:tcPr/>
+          <w:p>
+            <w:pPr>
+              <w:jc w:val="both"/>
+              <w:rPr>
+                <w:i w:val="1"/>
+                <w:iCs w:val="1"/>
+                <w:color w:val="548dd4"/>
+                <w:sz w:val="18"/>
+                <w:szCs w:val="18"/>
+              </w:rPr>
+            </w:pPr>
+            <w:r>
+              <w:rPr>
+                <w:i w:val="1"/>
+                <w:iCs w:val="1"/>
+                <w:color w:val="548dd4"/>
+                <w:sz w:val="18"/>
+                <w:szCs w:val="18"/>
+                <w:rtl w:val="0"/>
+              </w:rPr>
+              <w:t xml:space="preserve">Bryan, Maximiliano</w:t>
+            </w:r>
+          </w:p>
+        </w:tc>
+        <w:tc>
+          <w:tcPr/>
+          <w:p>
+            <w:pPr>
+              <w:jc w:val="both"/>
+              <w:rPr>
+                <w:i w:val="1"/>
+                <w:iCs w:val="1"/>
+                <w:color w:val="548dd4"/>
+                <w:sz w:val="18"/>
+                <w:szCs w:val="18"/>
+              </w:rPr>
+            </w:pPr>
+            <w:r>
+              <w:rPr>
+                <w:i w:val="1"/>
+                <w:iCs w:val="1"/>
+                <w:color w:val="548dd4"/>
+                <w:sz w:val="18"/>
+                <w:szCs w:val="18"/>
+                <w:rtl w:val="0"/>
+              </w:rPr>
+              <w:t xml:space="preserve">Buena compatibilidad con App Router </w:t>
+            </w:r>
+          </w:p>
+        </w:tc>
+        <w:tc>
+          <w:tcPr/>
+          <w:p>
+            <w:pPr>
+              <w:jc w:val="both"/>
+              <w:rPr>
+                <w:i w:val="1"/>
+                <w:iCs w:val="1"/>
+                <w:color w:val="548dd4"/>
+                <w:sz w:val="18"/>
+                <w:szCs w:val="18"/>
+              </w:rPr>
+            </w:pPr>
+            <w:r>
+              <w:rPr>
+                <w:i w:val="1"/>
+                <w:iCs w:val="1"/>
+                <w:color w:val="548dd4"/>
+                <w:sz w:val="18"/>
+                <w:szCs w:val="18"/>
+                <w:rtl w:val="0"/>
+              </w:rPr>
+              <w:t xml:space="preserve">Completado </w:t>
+            </w:r>
+          </w:p>
+        </w:tc>
+        <w:tc>
+          <w:tcPr/>
+          <w:p>
+            <w:pPr>
+              <w:jc w:val="both"/>
+              <w:rPr>
+                <w:i w:val="1"/>
+                <w:iCs w:val="1"/>
+                <w:color w:val="548dd4"/>
+                <w:sz w:val="18"/>
+                <w:szCs w:val="18"/>
+              </w:rPr>
+            </w:pPr>
+            <w:r>
+              <w:rPr>
+                <w:i w:val="1"/>
+                <w:iCs w:val="1"/>
+                <w:color w:val="548dd4"/>
+                <w:sz w:val="18"/>
+                <w:szCs w:val="18"/>
+                <w:rtl w:val="0"/>
+              </w:rPr>
+              <w:t xml:space="preserve">S/A</w:t>
+            </w:r>
+          </w:p>
+        </w:tc>
+      </w:tr>
+      <w:tr>
+        <w:trPr>
+          <w:cantSplit w:val="0"/>
+          <w:trHeight w:val="1560" w:hRule="atLeast"/>
+          <w:tblHeader w:val="0"/>
+        </w:trPr>
+        <w:tc>
+          <w:tcPr/>
+          <w:p>
+            <w:pPr>
+              <w:jc w:val="both"/>
+              <w:rPr>
+                <w:i w:val="1"/>
+                <w:iCs w:val="1"/>
+                <w:color w:val="548dd4"/>
+                <w:sz w:val="18"/>
+                <w:szCs w:val="18"/>
+              </w:rPr>
+            </w:pPr>
+            <w:r>
+              <w:rPr>
+                <w:i w:val="1"/>
+                <w:iCs w:val="1"/>
+                <w:color w:val="548dd4"/>
+                <w:sz w:val="18"/>
+                <w:szCs w:val="18"/>
+                <w:rtl w:val="0"/>
+              </w:rPr>
+              <w:t xml:space="preserve">Frontend / UI </w:t>
+            </w:r>
+          </w:p>
+        </w:tc>
+        <w:tc>
+          <w:tcPr/>
+          <w:p>
+            <w:pPr>
+              <w:jc w:val="both"/>
+              <w:rPr>
+                <w:i w:val="1"/>
+                <w:iCs w:val="1"/>
+                <w:color w:val="548dd4"/>
+                <w:sz w:val="18"/>
+                <w:szCs w:val="18"/>
+              </w:rPr>
+            </w:pPr>
+            <w:r>
+              <w:rPr>
+                <w:i w:val="1"/>
+                <w:iCs w:val="1"/>
+                <w:color w:val="548dd4"/>
+                <w:sz w:val="18"/>
+                <w:szCs w:val="18"/>
+                <w:rtl w:val="0"/>
+              </w:rPr>
+              <w:t xml:space="preserve">Perfil, carrito, registro, tiendas, “Sobre nosotros” </w:t>
+            </w:r>
+          </w:p>
+        </w:tc>
+        <w:tc>
+          <w:tcPr/>
+          <w:p>
+            <w:pPr>
+              <w:jc w:val="both"/>
+              <w:rPr>
+                <w:i w:val="1"/>
+                <w:iCs w:val="1"/>
+                <w:color w:val="548dd4"/>
+                <w:sz w:val="18"/>
+                <w:szCs w:val="18"/>
+              </w:rPr>
+            </w:pPr>
+            <w:r>
+              <w:rPr>
+                <w:i w:val="1"/>
+                <w:iCs w:val="1"/>
+                <w:color w:val="548dd4"/>
+                <w:sz w:val="18"/>
+                <w:szCs w:val="18"/>
+                <w:rtl w:val="0"/>
+              </w:rPr>
+              <w:t xml:space="preserve">Next.js, Tailwind, shadcn/ui </w:t>
+            </w:r>
+          </w:p>
+        </w:tc>
+        <w:tc>
+          <w:tcPr/>
+          <w:p>
+            <w:pPr>
+              <w:jc w:val="both"/>
+              <w:rPr>
+                <w:i w:val="1"/>
+                <w:iCs w:val="1"/>
+                <w:color w:val="548dd4"/>
+                <w:sz w:val="18"/>
+                <w:szCs w:val="18"/>
+              </w:rPr>
+            </w:pPr>
+            <w:r>
+              <w:rPr>
+                <w:i w:val="1"/>
+                <w:iCs w:val="1"/>
+                <w:color w:val="548dd4"/>
+                <w:sz w:val="18"/>
+                <w:szCs w:val="18"/>
+                <w:rtl w:val="0"/>
+              </w:rPr>
+              <w:t xml:space="preserve">3 semanas</w:t>
+            </w:r>
+          </w:p>
+        </w:tc>
+        <w:tc>
+          <w:tcPr/>
+          <w:p>
+            <w:pPr>
+              <w:jc w:val="both"/>
+              <w:rPr>
+                <w:i w:val="1"/>
+                <w:iCs w:val="1"/>
+                <w:color w:val="548dd4"/>
+                <w:sz w:val="18"/>
+                <w:szCs w:val="18"/>
+              </w:rPr>
+            </w:pPr>
+            <w:r>
+              <w:rPr>
+                <w:i w:val="1"/>
+                <w:iCs w:val="1"/>
+                <w:color w:val="548dd4"/>
+                <w:sz w:val="18"/>
+                <w:szCs w:val="18"/>
+                <w:rtl w:val="0"/>
+              </w:rPr>
+              <w:t xml:space="preserve">Bryan, Maximiliano</w:t>
+            </w:r>
+          </w:p>
+        </w:tc>
+        <w:tc>
+          <w:tcPr/>
+          <w:p>
+            <w:pPr>
+              <w:jc w:val="both"/>
+              <w:rPr>
+                <w:i w:val="1"/>
+                <w:iCs w:val="1"/>
+                <w:color w:val="548dd4"/>
+                <w:sz w:val="18"/>
+                <w:szCs w:val="18"/>
+              </w:rPr>
+            </w:pPr>
+            <w:r>
+              <w:rPr>
+                <w:i w:val="1"/>
+                <w:iCs w:val="1"/>
+                <w:color w:val="548dd4"/>
+                <w:sz w:val="18"/>
+                <w:szCs w:val="18"/>
+                <w:rtl w:val="0"/>
+              </w:rPr>
+              <w:t xml:space="preserve">S/O</w:t>
+            </w:r>
+          </w:p>
+        </w:tc>
+        <w:tc>
+          <w:tcPr/>
+          <w:p>
+            <w:pPr>
+              <w:jc w:val="both"/>
+              <w:rPr>
+                <w:i w:val="1"/>
+                <w:iCs w:val="1"/>
+                <w:color w:val="548dd4"/>
+                <w:sz w:val="18"/>
+                <w:szCs w:val="18"/>
+              </w:rPr>
+            </w:pPr>
+            <w:r>
+              <w:rPr>
+                <w:i w:val="1"/>
+                <w:iCs w:val="1"/>
+                <w:color w:val="548dd4"/>
+                <w:sz w:val="18"/>
+                <w:szCs w:val="18"/>
+                <w:rtl w:val="0"/>
+              </w:rPr>
+              <w:t xml:space="preserve">Completado </w:t>
+            </w:r>
+          </w:p>
+        </w:tc>
+        <w:tc>
+          <w:tcPr/>
+          <w:p>
+            <w:pPr>
+              <w:jc w:val="both"/>
+              <w:rPr>
+                <w:i w:val="1"/>
+                <w:iCs w:val="1"/>
+                <w:color w:val="548dd4"/>
+                <w:sz w:val="18"/>
+                <w:szCs w:val="18"/>
+              </w:rPr>
+            </w:pPr>
+            <w:r>
+              <w:rPr>
+                <w:i w:val="1"/>
+                <w:iCs w:val="1"/>
+                <w:color w:val="548dd4"/>
+                <w:sz w:val="18"/>
+                <w:szCs w:val="18"/>
+                <w:rtl w:val="0"/>
+              </w:rPr>
+              <w:t xml:space="preserve">S/A</w:t>
+            </w:r>
+          </w:p>
+        </w:tc>
+      </w:tr>
+      <w:tr>
+        <w:trPr>
+          <w:cantSplit w:val="0"/>
+          <w:trHeight w:val="1560" w:hRule="atLeast"/>
+          <w:tblHeader w:val="0"/>
+        </w:trPr>
+        <w:tc>
+          <w:tcPr/>
+          <w:p>
+            <w:pPr>
+              <w:jc w:val="both"/>
+              <w:rPr>
+                <w:i w:val="1"/>
+                <w:iCs w:val="1"/>
+                <w:color w:val="548dd4"/>
+                <w:sz w:val="18"/>
+                <w:szCs w:val="18"/>
+              </w:rPr>
+            </w:pPr>
+            <w:r>
+              <w:rPr>
+                <w:i w:val="1"/>
+                <w:iCs w:val="1"/>
+                <w:color w:val="548dd4"/>
+                <w:sz w:val="18"/>
+                <w:szCs w:val="18"/>
+                <w:rtl w:val="0"/>
+              </w:rPr>
+              <w:t xml:space="preserve">Estado global </w:t>
+            </w:r>
+          </w:p>
+        </w:tc>
+        <w:tc>
+          <w:tcPr/>
+          <w:p>
+            <w:pPr>
+              <w:jc w:val="both"/>
+              <w:rPr>
+                <w:i w:val="1"/>
+                <w:iCs w:val="1"/>
+                <w:color w:val="548dd4"/>
+                <w:sz w:val="18"/>
+                <w:szCs w:val="18"/>
+              </w:rPr>
+            </w:pPr>
+            <w:r>
+              <w:rPr>
+                <w:i w:val="1"/>
+                <w:iCs w:val="1"/>
+                <w:color w:val="548dd4"/>
+                <w:sz w:val="18"/>
+                <w:szCs w:val="18"/>
+                <w:rtl w:val="0"/>
+              </w:rPr>
+              <w:t xml:space="preserve">Carrito con persistencia local </w:t>
+            </w:r>
+          </w:p>
+        </w:tc>
+        <w:tc>
+          <w:tcPr/>
+          <w:p>
+            <w:pPr>
+              <w:jc w:val="both"/>
+              <w:rPr>
+                <w:i w:val="1"/>
+                <w:iCs w:val="1"/>
+                <w:color w:val="548dd4"/>
+                <w:sz w:val="18"/>
+                <w:szCs w:val="18"/>
+              </w:rPr>
+            </w:pPr>
+            <w:r>
+              <w:rPr>
+                <w:i w:val="1"/>
+                <w:iCs w:val="1"/>
+                <w:color w:val="548dd4"/>
+                <w:sz w:val="18"/>
+                <w:szCs w:val="18"/>
+                <w:rtl w:val="0"/>
+              </w:rPr>
+              <w:t xml:space="preserve">Zustand </w:t>
+            </w:r>
+          </w:p>
+        </w:tc>
+        <w:tc>
+          <w:tcPr/>
+          <w:p>
+            <w:pPr>
+              <w:jc w:val="both"/>
+              <w:rPr>
+                <w:i w:val="1"/>
+                <w:iCs w:val="1"/>
+                <w:color w:val="548dd4"/>
+                <w:sz w:val="18"/>
+                <w:szCs w:val="18"/>
+              </w:rPr>
+            </w:pPr>
+            <w:r>
+              <w:rPr>
+                <w:i w:val="1"/>
+                <w:iCs w:val="1"/>
+                <w:color w:val="548dd4"/>
+                <w:sz w:val="18"/>
+                <w:szCs w:val="18"/>
+                <w:rtl w:val="0"/>
+              </w:rPr>
+              <w:t xml:space="preserve">1 semana</w:t>
+            </w:r>
+          </w:p>
+        </w:tc>
+        <w:tc>
+          <w:tcPr/>
+          <w:p>
+            <w:pPr>
+              <w:jc w:val="both"/>
+              <w:rPr>
+                <w:i w:val="1"/>
+                <w:iCs w:val="1"/>
+                <w:color w:val="548dd4"/>
+                <w:sz w:val="18"/>
+                <w:szCs w:val="18"/>
+              </w:rPr>
+            </w:pPr>
+            <w:r>
+              <w:rPr>
+                <w:i w:val="1"/>
+                <w:iCs w:val="1"/>
+                <w:color w:val="548dd4"/>
+                <w:sz w:val="18"/>
+                <w:szCs w:val="18"/>
+                <w:rtl w:val="0"/>
+              </w:rPr>
+              <w:t xml:space="preserve">Maximiliano</w:t>
+            </w:r>
+          </w:p>
+        </w:tc>
+        <w:tc>
+          <w:tcPr/>
+          <w:p>
+            <w:pPr>
+              <w:jc w:val="both"/>
+              <w:rPr>
+                <w:i w:val="1"/>
+                <w:iCs w:val="1"/>
+                <w:color w:val="548dd4"/>
+                <w:sz w:val="18"/>
+                <w:szCs w:val="18"/>
+              </w:rPr>
+            </w:pPr>
+            <w:r>
+              <w:rPr>
+                <w:i w:val="1"/>
+                <w:iCs w:val="1"/>
+                <w:color w:val="548dd4"/>
+                <w:sz w:val="18"/>
+                <w:szCs w:val="18"/>
+                <w:rtl w:val="0"/>
+              </w:rPr>
+              <w:t xml:space="preserve">S/O</w:t>
+            </w:r>
+          </w:p>
+        </w:tc>
+        <w:tc>
+          <w:tcPr/>
+          <w:p>
+            <w:pPr>
+              <w:jc w:val="both"/>
+              <w:rPr>
+                <w:i w:val="1"/>
+                <w:iCs w:val="1"/>
+                <w:color w:val="548dd4"/>
+                <w:sz w:val="18"/>
+                <w:szCs w:val="18"/>
+              </w:rPr>
+            </w:pPr>
+            <w:r>
+              <w:rPr>
+                <w:i w:val="1"/>
+                <w:iCs w:val="1"/>
+                <w:color w:val="548dd4"/>
+                <w:sz w:val="18"/>
+                <w:szCs w:val="18"/>
+                <w:rtl w:val="0"/>
+              </w:rPr>
+              <w:t xml:space="preserve">Completado </w:t>
+            </w:r>
+          </w:p>
+        </w:tc>
+        <w:tc>
+          <w:tcPr/>
+          <w:p>
+            <w:pPr>
+              <w:jc w:val="both"/>
+              <w:rPr>
+                <w:i w:val="1"/>
+                <w:iCs w:val="1"/>
+                <w:color w:val="548dd4"/>
+                <w:sz w:val="18"/>
+                <w:szCs w:val="18"/>
+              </w:rPr>
+            </w:pPr>
+            <w:r>
+              <w:rPr>
+                <w:i w:val="1"/>
+                <w:iCs w:val="1"/>
+                <w:color w:val="548dd4"/>
+                <w:sz w:val="18"/>
+                <w:szCs w:val="18"/>
+                <w:rtl w:val="0"/>
+              </w:rPr>
+              <w:t xml:space="preserve">S/A </w:t>
+            </w:r>
+          </w:p>
+        </w:tc>
+      </w:tr>
+      <w:tr>
+        <w:trPr>
+          <w:cantSplit w:val="0"/>
+          <w:trHeight w:val="1560" w:hRule="atLeast"/>
+          <w:tblHeader w:val="0"/>
+        </w:trPr>
+        <w:tc>
+          <w:tcPr/>
+          <w:p>
+            <w:pPr>
+              <w:jc w:val="both"/>
+              <w:rPr>
+                <w:i w:val="1"/>
+                <w:iCs w:val="1"/>
+                <w:color w:val="548dd4"/>
+                <w:sz w:val="18"/>
+                <w:szCs w:val="18"/>
+              </w:rPr>
+            </w:pPr>
+            <w:r>
+              <w:rPr>
+                <w:i w:val="1"/>
+                <w:iCs w:val="1"/>
+                <w:color w:val="548dd4"/>
+                <w:sz w:val="18"/>
+                <w:szCs w:val="18"/>
+                <w:rtl w:val="0"/>
+              </w:rPr>
+              <w:t xml:space="preserve">Backend / API </w:t>
+            </w:r>
+          </w:p>
+        </w:tc>
+        <w:tc>
+          <w:tcPr/>
+          <w:p>
+            <w:pPr>
+              <w:jc w:val="both"/>
+              <w:rPr>
+                <w:i w:val="1"/>
+                <w:iCs w:val="1"/>
+                <w:color w:val="548dd4"/>
+                <w:sz w:val="18"/>
+                <w:szCs w:val="18"/>
+              </w:rPr>
+            </w:pPr>
+            <w:r>
+              <w:rPr>
+                <w:i w:val="1"/>
+                <w:iCs w:val="1"/>
+                <w:color w:val="548dd4"/>
+                <w:sz w:val="18"/>
+                <w:szCs w:val="18"/>
+                <w:rtl w:val="0"/>
+              </w:rPr>
+              <w:t xml:space="preserve">Supabase PostgreSQL </w:t>
+            </w:r>
+          </w:p>
+        </w:tc>
+        <w:tc>
+          <w:tcPr/>
+          <w:p>
+            <w:pPr>
+              <w:jc w:val="both"/>
+              <w:rPr>
+                <w:i w:val="1"/>
+                <w:iCs w:val="1"/>
+                <w:color w:val="548dd4"/>
+                <w:sz w:val="18"/>
+                <w:szCs w:val="18"/>
+              </w:rPr>
+            </w:pPr>
+            <w:r>
+              <w:rPr>
+                <w:i w:val="1"/>
+                <w:iCs w:val="1"/>
+                <w:color w:val="548dd4"/>
+                <w:sz w:val="18"/>
+                <w:szCs w:val="18"/>
+                <w:rtl w:val="0"/>
+              </w:rPr>
+              <w:t xml:space="preserve">Supabase PostgreSQL,</w:t>
+            </w:r>
+          </w:p>
+          <w:p>
+            <w:pPr>
+              <w:jc w:val="both"/>
+              <w:rPr>
+                <w:i w:val="1"/>
+                <w:iCs w:val="1"/>
+                <w:color w:val="548dd4"/>
+                <w:sz w:val="18"/>
+                <w:szCs w:val="18"/>
+              </w:rPr>
+            </w:pPr>
+            <w:r>
+              <w:rPr>
+                <w:i w:val="1"/>
+                <w:iCs w:val="1"/>
+                <w:color w:val="548dd4"/>
+                <w:sz w:val="18"/>
+                <w:szCs w:val="18"/>
+                <w:rtl w:val="0"/>
+              </w:rPr>
+              <w:t xml:space="preserve">Storage,</w:t>
+            </w:r>
+          </w:p>
+          <w:p>
+            <w:pPr>
+              <w:jc w:val="both"/>
+              <w:rPr>
+                <w:i w:val="1"/>
+                <w:iCs w:val="1"/>
+                <w:color w:val="548dd4"/>
+                <w:sz w:val="18"/>
+                <w:szCs w:val="18"/>
+              </w:rPr>
+            </w:pPr>
+            <w:r>
+              <w:rPr>
+                <w:i w:val="1"/>
+                <w:iCs w:val="1"/>
+                <w:color w:val="548dd4"/>
+                <w:sz w:val="18"/>
+                <w:szCs w:val="18"/>
+                <w:rtl w:val="0"/>
+              </w:rPr>
+              <w:t xml:space="preserve">Realtime</w:t>
+            </w:r>
+          </w:p>
+        </w:tc>
+        <w:tc>
+          <w:tcPr/>
+          <w:p>
+            <w:pPr>
+              <w:jc w:val="both"/>
+              <w:rPr>
+                <w:i w:val="1"/>
+                <w:iCs w:val="1"/>
+                <w:color w:val="548dd4"/>
+                <w:sz w:val="18"/>
+                <w:szCs w:val="18"/>
+              </w:rPr>
+            </w:pPr>
+            <w:r>
+              <w:rPr>
+                <w:i w:val="1"/>
+                <w:iCs w:val="1"/>
+                <w:color w:val="548dd4"/>
+                <w:sz w:val="18"/>
+                <w:szCs w:val="18"/>
+                <w:rtl w:val="0"/>
+              </w:rPr>
+              <w:t xml:space="preserve">2 semanas</w:t>
+            </w:r>
+          </w:p>
+        </w:tc>
+        <w:tc>
+          <w:tcPr/>
+          <w:p>
+            <w:pPr>
+              <w:jc w:val="both"/>
+              <w:rPr>
+                <w:i w:val="1"/>
+                <w:iCs w:val="1"/>
+                <w:color w:val="548dd4"/>
+                <w:sz w:val="18"/>
+                <w:szCs w:val="18"/>
+              </w:rPr>
+            </w:pPr>
+            <w:r>
+              <w:rPr>
+                <w:i w:val="1"/>
+                <w:iCs w:val="1"/>
+                <w:color w:val="548dd4"/>
+                <w:sz w:val="18"/>
+                <w:szCs w:val="18"/>
+                <w:rtl w:val="0"/>
+              </w:rPr>
+              <w:t xml:space="preserve">Bryan, Maximiliano</w:t>
+            </w:r>
+          </w:p>
+        </w:tc>
+        <w:tc>
+          <w:tcPr/>
+          <w:p>
+            <w:pPr>
+              <w:jc w:val="both"/>
+              <w:rPr>
+                <w:i w:val="1"/>
+                <w:iCs w:val="1"/>
+                <w:color w:val="548dd4"/>
+                <w:sz w:val="18"/>
+                <w:szCs w:val="18"/>
+              </w:rPr>
+            </w:pPr>
+            <w:r>
+              <w:rPr>
+                <w:i w:val="1"/>
+                <w:iCs w:val="1"/>
+                <w:color w:val="548dd4"/>
+                <w:sz w:val="18"/>
+                <w:szCs w:val="18"/>
+                <w:rtl w:val="0"/>
+              </w:rPr>
+              <w:t xml:space="preserve">S/O </w:t>
+            </w:r>
+          </w:p>
+        </w:tc>
+        <w:tc>
+          <w:tcPr/>
+          <w:p>
+            <w:pPr>
+              <w:jc w:val="both"/>
+              <w:rPr>
+                <w:i w:val="1"/>
+                <w:iCs w:val="1"/>
+                <w:color w:val="548dd4"/>
+                <w:sz w:val="18"/>
+                <w:szCs w:val="18"/>
+              </w:rPr>
+            </w:pPr>
+            <w:r>
+              <w:rPr>
+                <w:i w:val="1"/>
+                <w:iCs w:val="1"/>
+                <w:color w:val="548dd4"/>
+                <w:sz w:val="18"/>
+                <w:szCs w:val="18"/>
+                <w:rtl w:val="0"/>
+              </w:rPr>
+              <w:t xml:space="preserve">En curso </w:t>
+            </w:r>
+          </w:p>
+        </w:tc>
+        <w:tc>
+          <w:tcPr/>
+          <w:p>
+            <w:pPr>
+              <w:jc w:val="both"/>
+              <w:rPr>
+                <w:i w:val="1"/>
+                <w:iCs w:val="1"/>
+                <w:color w:val="548dd4"/>
+                <w:sz w:val="18"/>
+                <w:szCs w:val="18"/>
+              </w:rPr>
+            </w:pPr>
+            <w:r>
+              <w:rPr>
+                <w:i w:val="1"/>
+                <w:iCs w:val="1"/>
+                <w:color w:val="548dd4"/>
+                <w:sz w:val="18"/>
+                <w:szCs w:val="18"/>
+                <w:rtl w:val="0"/>
+              </w:rPr>
+              <w:t xml:space="preserve">S/A</w:t>
+            </w:r>
+          </w:p>
+        </w:tc>
+      </w:tr>
+      <w:tr>
+        <w:trPr>
+          <w:cantSplit w:val="0"/>
+          <w:trHeight w:val="1560" w:hRule="atLeast"/>
+          <w:tblHeader w:val="0"/>
+        </w:trPr>
+        <w:tc>
+          <w:tcPr/>
+          <w:p>
+            <w:pPr>
+              <w:jc w:val="both"/>
+              <w:rPr>
+                <w:i w:val="1"/>
+                <w:iCs w:val="1"/>
+                <w:color w:val="548dd4"/>
+                <w:sz w:val="18"/>
+                <w:szCs w:val="18"/>
+              </w:rPr>
+            </w:pPr>
+            <w:r>
+              <w:rPr>
+                <w:i w:val="1"/>
+                <w:iCs w:val="1"/>
+                <w:color w:val="548dd4"/>
+                <w:sz w:val="18"/>
+                <w:szCs w:val="18"/>
+                <w:rtl w:val="0"/>
+              </w:rPr>
+              <w:t xml:space="preserve">Pasarelas de pago </w:t>
+            </w:r>
+          </w:p>
+        </w:tc>
+        <w:tc>
+          <w:tcPr/>
+          <w:p>
+            <w:pPr>
+              <w:jc w:val="both"/>
+              <w:rPr>
+                <w:i w:val="1"/>
+                <w:iCs w:val="1"/>
+                <w:color w:val="548dd4"/>
+                <w:sz w:val="18"/>
+                <w:szCs w:val="18"/>
+              </w:rPr>
+            </w:pPr>
+            <w:r>
+              <w:rPr>
+                <w:i w:val="1"/>
+                <w:iCs w:val="1"/>
+                <w:color w:val="548dd4"/>
+                <w:sz w:val="18"/>
+                <w:szCs w:val="18"/>
+                <w:rtl w:val="0"/>
+              </w:rPr>
+              <w:t xml:space="preserve">Endpoints Mercado Pago y Webpay Plus </w:t>
+            </w:r>
+          </w:p>
+        </w:tc>
+        <w:tc>
+          <w:tcPr/>
+          <w:p>
+            <w:pPr>
+              <w:jc w:val="both"/>
+              <w:rPr>
+                <w:i w:val="1"/>
+                <w:iCs w:val="1"/>
+                <w:color w:val="548dd4"/>
+                <w:sz w:val="18"/>
+                <w:szCs w:val="18"/>
+              </w:rPr>
+            </w:pPr>
+            <w:r>
+              <w:rPr>
+                <w:i w:val="1"/>
+                <w:iCs w:val="1"/>
+                <w:color w:val="548dd4"/>
+                <w:sz w:val="18"/>
+                <w:szCs w:val="18"/>
+                <w:rtl w:val="0"/>
+              </w:rPr>
+              <w:t xml:space="preserve">SDK Mercado Pago, SDK Transbank </w:t>
+            </w:r>
+          </w:p>
+        </w:tc>
+        <w:tc>
+          <w:tcPr/>
+          <w:p>
+            <w:pPr>
+              <w:jc w:val="both"/>
+              <w:rPr>
+                <w:i w:val="1"/>
+                <w:iCs w:val="1"/>
+                <w:color w:val="548dd4"/>
+                <w:sz w:val="18"/>
+                <w:szCs w:val="18"/>
+              </w:rPr>
+            </w:pPr>
+            <w:r>
+              <w:rPr>
+                <w:i w:val="1"/>
+                <w:iCs w:val="1"/>
+                <w:color w:val="548dd4"/>
+                <w:sz w:val="18"/>
+                <w:szCs w:val="18"/>
+                <w:rtl w:val="0"/>
+              </w:rPr>
+              <w:t xml:space="preserve">2 semanas</w:t>
+            </w:r>
+          </w:p>
+        </w:tc>
+        <w:tc>
+          <w:tcPr/>
+          <w:p>
+            <w:pPr>
+              <w:jc w:val="both"/>
+              <w:rPr>
+                <w:i w:val="1"/>
+                <w:iCs w:val="1"/>
+                <w:color w:val="548dd4"/>
+                <w:sz w:val="18"/>
+                <w:szCs w:val="18"/>
+              </w:rPr>
+            </w:pPr>
+            <w:r>
+              <w:rPr>
+                <w:i w:val="1"/>
+                <w:iCs w:val="1"/>
+                <w:color w:val="548dd4"/>
+                <w:sz w:val="18"/>
+                <w:szCs w:val="18"/>
+                <w:rtl w:val="0"/>
+              </w:rPr>
+              <w:t xml:space="preserve">Bryan</w:t>
+            </w:r>
+          </w:p>
+        </w:tc>
+        <w:tc>
+          <w:tcPr/>
+          <w:p>
+            <w:pPr>
+              <w:jc w:val="both"/>
+              <w:rPr>
+                <w:i w:val="1"/>
+                <w:iCs w:val="1"/>
+                <w:color w:val="548dd4"/>
+                <w:sz w:val="18"/>
+                <w:szCs w:val="18"/>
+              </w:rPr>
+            </w:pPr>
+            <w:r>
+              <w:rPr>
+                <w:i w:val="1"/>
+                <w:iCs w:val="1"/>
+                <w:color w:val="548dd4"/>
+                <w:sz w:val="18"/>
+                <w:szCs w:val="18"/>
+                <w:rtl w:val="0"/>
+              </w:rPr>
+              <w:t xml:space="preserve">Webpay retorna por POST </w:t>
+            </w:r>
+          </w:p>
+        </w:tc>
+        <w:tc>
+          <w:tcPr/>
+          <w:p>
+            <w:pPr>
+              <w:jc w:val="both"/>
+              <w:rPr>
+                <w:i w:val="1"/>
+                <w:iCs w:val="1"/>
+                <w:color w:val="548dd4"/>
+                <w:sz w:val="18"/>
+                <w:szCs w:val="18"/>
+              </w:rPr>
+            </w:pPr>
+            <w:r>
+              <w:rPr>
+                <w:i w:val="1"/>
+                <w:iCs w:val="1"/>
+                <w:color w:val="548dd4"/>
+                <w:sz w:val="18"/>
+                <w:szCs w:val="18"/>
+                <w:rtl w:val="0"/>
+              </w:rPr>
+              <w:t xml:space="preserve">En curso </w:t>
+            </w:r>
+          </w:p>
+        </w:tc>
+        <w:tc>
+          <w:tcPr/>
+          <w:p>
+            <w:pPr>
+              <w:jc w:val="both"/>
+              <w:rPr>
+                <w:i w:val="1"/>
+                <w:iCs w:val="1"/>
+                <w:color w:val="548dd4"/>
+                <w:sz w:val="18"/>
+                <w:szCs w:val="18"/>
+              </w:rPr>
+            </w:pPr>
+            <w:r>
+              <w:rPr>
+                <w:i w:val="1"/>
+                <w:iCs w:val="1"/>
+                <w:color w:val="548dd4"/>
+                <w:sz w:val="18"/>
+                <w:szCs w:val="18"/>
+                <w:rtl w:val="0"/>
+              </w:rPr>
+              <w:t xml:space="preserve">S/A </w:t>
+            </w:r>
+          </w:p>
+        </w:tc>
+      </w:tr>
+      <w:tr>
+        <w:trPr>
+          <w:cantSplit w:val="0"/>
+          <w:trHeight w:val="1560" w:hRule="atLeast"/>
+          <w:tblHeader w:val="0"/>
+        </w:trPr>
+        <w:tc>
+          <w:tcPr/>
+          <w:p>
+            <w:pPr>
+              <w:jc w:val="both"/>
+              <w:rPr>
+                <w:i w:val="1"/>
+                <w:iCs w:val="1"/>
+                <w:color w:val="548dd4"/>
+                <w:sz w:val="18"/>
+                <w:szCs w:val="18"/>
+              </w:rPr>
+            </w:pPr>
+            <w:r>
+              <w:rPr>
+                <w:i w:val="1"/>
+                <w:iCs w:val="1"/>
+                <w:color w:val="548dd4"/>
+                <w:sz w:val="18"/>
+                <w:szCs w:val="18"/>
+                <w:rtl w:val="0"/>
+              </w:rPr>
+              <w:t xml:space="preserve">Subastas en tiempo real </w:t>
+            </w:r>
+          </w:p>
+        </w:tc>
+        <w:tc>
+          <w:tcPr/>
+          <w:p>
+            <w:pPr>
+              <w:jc w:val="both"/>
+              <w:rPr>
+                <w:i w:val="1"/>
+                <w:iCs w:val="1"/>
+                <w:color w:val="548dd4"/>
+                <w:sz w:val="18"/>
+                <w:szCs w:val="18"/>
+              </w:rPr>
+            </w:pPr>
+            <w:r>
+              <w:rPr>
+                <w:i w:val="1"/>
+                <w:iCs w:val="1"/>
+                <w:color w:val="548dd4"/>
+                <w:sz w:val="18"/>
+                <w:szCs w:val="18"/>
+                <w:rtl w:val="0"/>
+              </w:rPr>
+              <w:t xml:space="preserve">Hora de servidor y anti-sniping; pujas concurrentes con WebSockets </w:t>
+            </w:r>
+          </w:p>
+        </w:tc>
+        <w:tc>
+          <w:tcPr/>
+          <w:p>
+            <w:pPr>
+              <w:jc w:val="both"/>
+              <w:rPr>
+                <w:i w:val="1"/>
+                <w:iCs w:val="1"/>
+                <w:color w:val="548dd4"/>
+                <w:sz w:val="18"/>
+                <w:szCs w:val="18"/>
+              </w:rPr>
+            </w:pPr>
+            <w:r>
+              <w:rPr>
+                <w:i w:val="1"/>
+                <w:iCs w:val="1"/>
+                <w:color w:val="548dd4"/>
+                <w:sz w:val="18"/>
+                <w:szCs w:val="18"/>
+                <w:rtl w:val="0"/>
+              </w:rPr>
+              <w:t xml:space="preserve">Supabase Realtime</w:t>
+            </w:r>
+          </w:p>
+        </w:tc>
+        <w:tc>
+          <w:tcPr/>
+          <w:p>
+            <w:pPr>
+              <w:jc w:val="both"/>
+              <w:rPr>
+                <w:i w:val="1"/>
+                <w:iCs w:val="1"/>
+                <w:color w:val="548dd4"/>
+                <w:sz w:val="18"/>
+                <w:szCs w:val="18"/>
+              </w:rPr>
+            </w:pPr>
+            <w:r>
+              <w:rPr>
+                <w:i w:val="1"/>
+                <w:iCs w:val="1"/>
+                <w:color w:val="548dd4"/>
+                <w:sz w:val="18"/>
+                <w:szCs w:val="18"/>
+                <w:rtl w:val="0"/>
+              </w:rPr>
+              <w:t xml:space="preserve">2 semanas</w:t>
+            </w:r>
+          </w:p>
+        </w:tc>
+        <w:tc>
+          <w:tcPr/>
+          <w:p>
+            <w:pPr>
+              <w:jc w:val="both"/>
+              <w:rPr>
+                <w:i w:val="1"/>
+                <w:iCs w:val="1"/>
+                <w:color w:val="548dd4"/>
+                <w:sz w:val="18"/>
+                <w:szCs w:val="18"/>
+              </w:rPr>
+            </w:pPr>
+            <w:r>
+              <w:rPr>
+                <w:i w:val="1"/>
+                <w:iCs w:val="1"/>
+                <w:color w:val="548dd4"/>
+                <w:sz w:val="18"/>
+                <w:szCs w:val="18"/>
+                <w:rtl w:val="0"/>
+              </w:rPr>
+              <w:t xml:space="preserve">Maximiliano</w:t>
+            </w:r>
+          </w:p>
+        </w:tc>
+        <w:tc>
+          <w:tcPr/>
+          <w:p>
+            <w:pPr>
+              <w:jc w:val="both"/>
+              <w:rPr>
+                <w:i w:val="1"/>
+                <w:iCs w:val="1"/>
+                <w:color w:val="548dd4"/>
+                <w:sz w:val="18"/>
+                <w:szCs w:val="18"/>
+              </w:rPr>
+            </w:pPr>
+            <w:r>
+              <w:rPr>
+                <w:i w:val="1"/>
+                <w:iCs w:val="1"/>
+                <w:color w:val="548dd4"/>
+                <w:sz w:val="18"/>
+                <w:szCs w:val="18"/>
+                <w:rtl w:val="0"/>
+              </w:rPr>
+              <w:t xml:space="preserve">Base de datos lista, falta integrar frontend </w:t>
+            </w:r>
+          </w:p>
+        </w:tc>
+        <w:tc>
+          <w:tcPr/>
+          <w:p>
+            <w:pPr>
+              <w:jc w:val="both"/>
+              <w:rPr>
+                <w:i w:val="1"/>
+                <w:iCs w:val="1"/>
+                <w:color w:val="548dd4"/>
+                <w:sz w:val="18"/>
+                <w:szCs w:val="18"/>
+              </w:rPr>
+            </w:pPr>
+            <w:r>
+              <w:rPr>
+                <w:i w:val="1"/>
+                <w:iCs w:val="1"/>
+                <w:color w:val="548dd4"/>
+                <w:sz w:val="18"/>
+                <w:szCs w:val="18"/>
+                <w:rtl w:val="0"/>
+              </w:rPr>
+              <w:t xml:space="preserve">En curso </w:t>
+            </w:r>
+          </w:p>
+        </w:tc>
+        <w:tc>
+          <w:tcPr/>
+          <w:p>
+            <w:pPr>
+              <w:jc w:val="both"/>
+              <w:rPr>
+                <w:i w:val="1"/>
+                <w:iCs w:val="1"/>
+                <w:color w:val="548dd4"/>
+                <w:sz w:val="18"/>
+                <w:szCs w:val="18"/>
+              </w:rPr>
+            </w:pPr>
+            <w:r>
+              <w:rPr>
+                <w:i w:val="1"/>
+                <w:iCs w:val="1"/>
+                <w:color w:val="548dd4"/>
+                <w:sz w:val="18"/>
+                <w:szCs w:val="18"/>
+                <w:rtl w:val="0"/>
+              </w:rPr>
+              <w:t xml:space="preserve">S/A</w:t>
+            </w:r>
+          </w:p>
+        </w:tc>
+      </w:tr>
+      <w:tr>
+        <w:trPr>
+          <w:cantSplit w:val="0"/>
+          <w:trHeight w:val="1365" w:hRule="atLeast"/>
+          <w:tblHeader w:val="0"/>
+        </w:trPr>
+        <w:tc>
+          <w:tcPr/>
+          <w:p>
+            <w:pPr>
+              <w:jc w:val="both"/>
+              <w:rPr>
+                <w:i w:val="1"/>
+                <w:iCs w:val="1"/>
+                <w:color w:val="548dd4"/>
+                <w:sz w:val="18"/>
+                <w:szCs w:val="18"/>
+              </w:rPr>
+            </w:pPr>
+            <w:r>
+              <w:rPr>
+                <w:i w:val="1"/>
+                <w:iCs w:val="1"/>
+                <w:color w:val="548dd4"/>
+                <w:sz w:val="18"/>
+                <w:szCs w:val="18"/>
+                <w:rtl w:val="0"/>
+              </w:rPr>
+              <w:t xml:space="preserve">Mensajería </w:t>
+            </w:r>
+          </w:p>
+        </w:tc>
+        <w:tc>
+          <w:tcPr/>
+          <w:p>
+            <w:pPr>
+              <w:jc w:val="both"/>
+              <w:rPr>
+                <w:i w:val="1"/>
+                <w:iCs w:val="1"/>
+                <w:color w:val="548dd4"/>
+                <w:sz w:val="18"/>
+                <w:szCs w:val="18"/>
+              </w:rPr>
+            </w:pPr>
+            <w:r>
+              <w:rPr>
+                <w:i w:val="1"/>
+                <w:iCs w:val="1"/>
+                <w:color w:val="548dd4"/>
+                <w:sz w:val="18"/>
+                <w:szCs w:val="18"/>
+                <w:rtl w:val="0"/>
+              </w:rPr>
+              <w:t xml:space="preserve">Chat comprador-vendedor por producto </w:t>
+            </w:r>
+          </w:p>
+        </w:tc>
+        <w:tc>
+          <w:tcPr/>
+          <w:p>
+            <w:pPr>
+              <w:jc w:val="both"/>
+              <w:rPr>
+                <w:i w:val="1"/>
+                <w:iCs w:val="1"/>
+                <w:color w:val="548dd4"/>
+                <w:sz w:val="18"/>
+                <w:szCs w:val="18"/>
+              </w:rPr>
+            </w:pPr>
+            <w:r>
+              <w:rPr>
+                <w:i w:val="1"/>
+                <w:iCs w:val="1"/>
+                <w:color w:val="548dd4"/>
+                <w:sz w:val="18"/>
+                <w:szCs w:val="18"/>
+                <w:rtl w:val="0"/>
+              </w:rPr>
+              <w:t xml:space="preserve">Supabase Realtime </w:t>
+            </w:r>
+          </w:p>
+        </w:tc>
+        <w:tc>
+          <w:tcPr/>
+          <w:p>
+            <w:pPr>
+              <w:jc w:val="both"/>
+              <w:rPr>
+                <w:i w:val="1"/>
+                <w:iCs w:val="1"/>
+                <w:color w:val="548dd4"/>
+                <w:sz w:val="18"/>
+                <w:szCs w:val="18"/>
+              </w:rPr>
+            </w:pPr>
+            <w:r>
+              <w:rPr>
+                <w:i w:val="1"/>
+                <w:iCs w:val="1"/>
+                <w:color w:val="548dd4"/>
+                <w:sz w:val="18"/>
+                <w:szCs w:val="18"/>
+                <w:rtl w:val="0"/>
+              </w:rPr>
+              <w:t xml:space="preserve">1 semana</w:t>
+            </w:r>
+          </w:p>
+        </w:tc>
+        <w:tc>
+          <w:tcPr/>
+          <w:p>
+            <w:pPr>
+              <w:jc w:val="both"/>
+              <w:rPr>
+                <w:i w:val="1"/>
+                <w:iCs w:val="1"/>
+                <w:color w:val="548dd4"/>
+                <w:sz w:val="18"/>
+                <w:szCs w:val="18"/>
+              </w:rPr>
+            </w:pPr>
+            <w:r>
+              <w:rPr>
+                <w:i w:val="1"/>
+                <w:iCs w:val="1"/>
+                <w:color w:val="548dd4"/>
+                <w:sz w:val="18"/>
+                <w:szCs w:val="18"/>
+                <w:rtl w:val="0"/>
+              </w:rPr>
+              <w:t xml:space="preserve">Maximiliano, Renato</w:t>
+            </w:r>
+          </w:p>
+        </w:tc>
+        <w:tc>
+          <w:tcPr/>
+          <w:p>
+            <w:pPr>
+              <w:jc w:val="both"/>
+              <w:rPr>
+                <w:i w:val="1"/>
+                <w:iCs w:val="1"/>
+                <w:color w:val="548dd4"/>
+                <w:sz w:val="18"/>
+                <w:szCs w:val="18"/>
+              </w:rPr>
+            </w:pPr>
+            <w:r>
+              <w:rPr>
+                <w:i w:val="1"/>
+                <w:iCs w:val="1"/>
+                <w:color w:val="548dd4"/>
+                <w:sz w:val="18"/>
+                <w:szCs w:val="18"/>
+                <w:rtl w:val="0"/>
+              </w:rPr>
+              <w:t xml:space="preserve">S/O</w:t>
+            </w:r>
+          </w:p>
+        </w:tc>
+        <w:tc>
+          <w:tcPr/>
+          <w:p>
+            <w:pPr>
+              <w:jc w:val="both"/>
+              <w:rPr>
+                <w:i w:val="1"/>
+                <w:iCs w:val="1"/>
+                <w:color w:val="548dd4"/>
+                <w:sz w:val="18"/>
+                <w:szCs w:val="18"/>
+              </w:rPr>
+            </w:pPr>
+            <w:r>
+              <w:rPr>
+                <w:i w:val="1"/>
+                <w:iCs w:val="1"/>
+                <w:color w:val="548dd4"/>
+                <w:sz w:val="18"/>
+                <w:szCs w:val="18"/>
+                <w:rtl w:val="0"/>
+              </w:rPr>
+              <w:t xml:space="preserve">Completado </w:t>
+            </w:r>
+          </w:p>
+        </w:tc>
+        <w:tc>
+          <w:tcPr/>
+          <w:p>
+            <w:pPr>
+              <w:jc w:val="both"/>
+              <w:rPr>
+                <w:i w:val="1"/>
+                <w:iCs w:val="1"/>
+                <w:color w:val="548dd4"/>
+                <w:sz w:val="18"/>
+                <w:szCs w:val="18"/>
+              </w:rPr>
+            </w:pPr>
+            <w:r>
+              <w:rPr>
+                <w:i w:val="1"/>
+                <w:iCs w:val="1"/>
+                <w:color w:val="548dd4"/>
+                <w:sz w:val="18"/>
+                <w:szCs w:val="18"/>
+                <w:rtl w:val="0"/>
+              </w:rPr>
+              <w:t xml:space="preserve">S/A </w:t>
+            </w:r>
+          </w:p>
+        </w:tc>
+      </w:tr>
+      <w:tr>
+        <w:trPr>
+          <w:cantSplit w:val="0"/>
+          <w:trHeight w:val="1560" w:hRule="atLeast"/>
+          <w:tblHeader w:val="0"/>
+        </w:trPr>
+        <w:tc>
+          <w:tcPr/>
+          <w:p>
+            <w:pPr>
+              <w:jc w:val="both"/>
+              <w:rPr>
+                <w:i w:val="1"/>
+                <w:iCs w:val="1"/>
+                <w:color w:val="548dd4"/>
+                <w:sz w:val="18"/>
+                <w:szCs w:val="18"/>
+              </w:rPr>
+            </w:pPr>
+            <w:r>
+              <w:rPr>
+                <w:i w:val="1"/>
+                <w:iCs w:val="1"/>
+                <w:color w:val="548dd4"/>
+                <w:sz w:val="18"/>
+                <w:szCs w:val="18"/>
+                <w:rtl w:val="0"/>
+              </w:rPr>
+              <w:t xml:space="preserve">Garantía OTP / Escrow </w:t>
+            </w:r>
+          </w:p>
+        </w:tc>
+        <w:tc>
+          <w:tcPr/>
+          <w:p>
+            <w:pPr>
+              <w:jc w:val="both"/>
+              <w:rPr>
+                <w:i w:val="1"/>
+                <w:iCs w:val="1"/>
+                <w:color w:val="548dd4"/>
+                <w:sz w:val="18"/>
+                <w:szCs w:val="18"/>
+              </w:rPr>
+            </w:pPr>
+            <w:r>
+              <w:rPr>
+                <w:i w:val="1"/>
+                <w:iCs w:val="1"/>
+                <w:color w:val="548dd4"/>
+                <w:sz w:val="18"/>
+                <w:szCs w:val="18"/>
+                <w:rtl w:val="0"/>
+              </w:rPr>
+              <w:t xml:space="preserve">Generación y verificación del OTP; retención de fondos y vista de órdenes </w:t>
+            </w:r>
+          </w:p>
+        </w:tc>
+        <w:tc>
+          <w:tcPr/>
+          <w:p>
+            <w:pPr>
+              <w:jc w:val="both"/>
+              <w:rPr>
+                <w:i w:val="1"/>
+                <w:iCs w:val="1"/>
+                <w:color w:val="548dd4"/>
+                <w:sz w:val="18"/>
+                <w:szCs w:val="18"/>
+              </w:rPr>
+            </w:pPr>
+            <w:r>
+              <w:rPr>
+                <w:i w:val="1"/>
+                <w:iCs w:val="1"/>
+                <w:color w:val="548dd4"/>
+                <w:sz w:val="18"/>
+                <w:szCs w:val="18"/>
+                <w:rtl w:val="0"/>
+              </w:rPr>
+              <w:t xml:space="preserve">Supabase RPC </w:t>
+            </w:r>
+          </w:p>
+        </w:tc>
+        <w:tc>
+          <w:tcPr/>
+          <w:p>
+            <w:pPr>
+              <w:jc w:val="both"/>
+              <w:rPr>
+                <w:i w:val="1"/>
+                <w:iCs w:val="1"/>
+                <w:color w:val="548dd4"/>
+                <w:sz w:val="18"/>
+                <w:szCs w:val="18"/>
+              </w:rPr>
+            </w:pPr>
+            <w:r>
+              <w:rPr>
+                <w:i w:val="1"/>
+                <w:iCs w:val="1"/>
+                <w:color w:val="548dd4"/>
+                <w:sz w:val="18"/>
+                <w:szCs w:val="18"/>
+                <w:rtl w:val="0"/>
+              </w:rPr>
+              <w:t xml:space="preserve">2 semanas</w:t>
+            </w:r>
+          </w:p>
+        </w:tc>
+        <w:tc>
+          <w:tcPr/>
+          <w:p>
+            <w:pPr>
+              <w:jc w:val="both"/>
+              <w:rPr>
+                <w:i w:val="1"/>
+                <w:iCs w:val="1"/>
+                <w:color w:val="548dd4"/>
+                <w:sz w:val="18"/>
+                <w:szCs w:val="18"/>
+              </w:rPr>
+            </w:pPr>
+            <w:r>
+              <w:rPr>
+                <w:i w:val="1"/>
+                <w:iCs w:val="1"/>
+                <w:color w:val="548dd4"/>
+                <w:sz w:val="18"/>
+                <w:szCs w:val="18"/>
+                <w:rtl w:val="0"/>
+              </w:rPr>
+              <w:t xml:space="preserve">Maximiliano</w:t>
+            </w:r>
+          </w:p>
+        </w:tc>
+        <w:tc>
+          <w:tcPr/>
+          <w:p>
+            <w:pPr>
+              <w:jc w:val="both"/>
+              <w:rPr>
+                <w:i w:val="1"/>
+                <w:iCs w:val="1"/>
+                <w:color w:val="548dd4"/>
+                <w:sz w:val="18"/>
+                <w:szCs w:val="18"/>
+              </w:rPr>
+            </w:pPr>
+            <w:r>
+              <w:rPr>
+                <w:i w:val="1"/>
+                <w:iCs w:val="1"/>
+                <w:color w:val="548dd4"/>
+                <w:sz w:val="18"/>
+                <w:szCs w:val="18"/>
+                <w:rtl w:val="0"/>
+              </w:rPr>
+              <w:t xml:space="preserve">OTP listo; falta custodia de fondos </w:t>
+            </w:r>
+          </w:p>
+        </w:tc>
+        <w:tc>
+          <w:tcPr/>
+          <w:p>
+            <w:pPr>
+              <w:jc w:val="both"/>
+              <w:rPr>
+                <w:i w:val="1"/>
+                <w:iCs w:val="1"/>
+                <w:color w:val="548dd4"/>
+                <w:sz w:val="18"/>
+                <w:szCs w:val="18"/>
+              </w:rPr>
+            </w:pPr>
+            <w:r>
+              <w:rPr>
+                <w:i w:val="1"/>
+                <w:iCs w:val="1"/>
+                <w:color w:val="548dd4"/>
+                <w:sz w:val="18"/>
+                <w:szCs w:val="18"/>
+                <w:rtl w:val="0"/>
+              </w:rPr>
+              <w:t xml:space="preserve">En curso </w:t>
+            </w:r>
+          </w:p>
+        </w:tc>
+        <w:tc>
+          <w:tcPr/>
+          <w:p>
+            <w:pPr>
+              <w:jc w:val="both"/>
+              <w:rPr>
+                <w:i w:val="1"/>
+                <w:iCs w:val="1"/>
+                <w:color w:val="548dd4"/>
+                <w:sz w:val="18"/>
+                <w:szCs w:val="18"/>
+              </w:rPr>
+            </w:pPr>
+            <w:r>
+              <w:rPr>
+                <w:i w:val="1"/>
+                <w:iCs w:val="1"/>
+                <w:color w:val="548dd4"/>
+                <w:sz w:val="18"/>
+                <w:szCs w:val="18"/>
+                <w:rtl w:val="0"/>
+              </w:rPr>
+              <w:t xml:space="preserve">Custodia pasa a Fase 3 </w:t>
+            </w:r>
+          </w:p>
+        </w:tc>
+      </w:tr>
+      <w:tr>
+        <w:trPr>
+          <w:cantSplit w:val="0"/>
+          <w:trHeight w:val="1215" w:hRule="atLeast"/>
+          <w:tblHeader w:val="0"/>
+        </w:trPr>
+        <w:tc>
+          <w:tcPr/>
+          <w:p>
+            <w:pPr>
+              <w:jc w:val="both"/>
+              <w:rPr>
+                <w:i w:val="1"/>
+                <w:iCs w:val="1"/>
+                <w:color w:val="548dd4"/>
+                <w:sz w:val="18"/>
+                <w:szCs w:val="18"/>
+              </w:rPr>
+            </w:pPr>
+            <w:r>
+              <w:rPr>
+                <w:i w:val="1"/>
+                <w:iCs w:val="1"/>
+                <w:color w:val="548dd4"/>
+                <w:sz w:val="18"/>
+                <w:szCs w:val="18"/>
+                <w:rtl w:val="0"/>
+              </w:rPr>
+              <w:t xml:space="preserve">Calidad / QA </w:t>
+            </w:r>
+          </w:p>
+        </w:tc>
+        <w:tc>
+          <w:tcPr/>
+          <w:p>
+            <w:pPr>
+              <w:jc w:val="both"/>
+              <w:rPr>
+                <w:i w:val="1"/>
+                <w:iCs w:val="1"/>
+                <w:color w:val="548dd4"/>
+                <w:sz w:val="18"/>
+                <w:szCs w:val="18"/>
+              </w:rPr>
+            </w:pPr>
+            <w:r>
+              <w:rPr>
+                <w:i w:val="1"/>
+                <w:iCs w:val="1"/>
+                <w:color w:val="548dd4"/>
+                <w:sz w:val="18"/>
+                <w:szCs w:val="18"/>
+                <w:rtl w:val="0"/>
+              </w:rPr>
+              <w:t xml:space="preserve">Pruebas unitarias y end-to-end del flujo de compra </w:t>
+            </w:r>
+          </w:p>
+        </w:tc>
+        <w:tc>
+          <w:tcPr/>
+          <w:p>
+            <w:pPr>
+              <w:jc w:val="both"/>
+              <w:rPr>
+                <w:i w:val="1"/>
+                <w:iCs w:val="1"/>
+                <w:color w:val="548dd4"/>
+                <w:sz w:val="18"/>
+                <w:szCs w:val="18"/>
+              </w:rPr>
+            </w:pPr>
+            <w:r>
+              <w:rPr>
+                <w:i w:val="1"/>
+                <w:iCs w:val="1"/>
+                <w:color w:val="548dd4"/>
+                <w:sz w:val="18"/>
+                <w:szCs w:val="18"/>
+                <w:rtl w:val="0"/>
+              </w:rPr>
+              <w:t xml:space="preserve">Postman, Jest, React Testing Library </w:t>
+            </w:r>
+          </w:p>
+        </w:tc>
+        <w:tc>
+          <w:tcPr/>
+          <w:p>
+            <w:pPr>
+              <w:jc w:val="both"/>
+              <w:rPr>
+                <w:i w:val="1"/>
+                <w:iCs w:val="1"/>
+                <w:color w:val="548dd4"/>
+                <w:sz w:val="18"/>
+                <w:szCs w:val="18"/>
+              </w:rPr>
+            </w:pPr>
+            <w:r>
+              <w:rPr>
+                <w:i w:val="1"/>
+                <w:iCs w:val="1"/>
+                <w:color w:val="548dd4"/>
+                <w:sz w:val="18"/>
+                <w:szCs w:val="18"/>
+                <w:rtl w:val="0"/>
+              </w:rPr>
+              <w:t xml:space="preserve">1 semana</w:t>
+            </w:r>
+          </w:p>
+        </w:tc>
+        <w:tc>
+          <w:tcPr/>
+          <w:p>
+            <w:pPr>
+              <w:jc w:val="both"/>
+              <w:rPr>
+                <w:i w:val="1"/>
+                <w:iCs w:val="1"/>
+                <w:color w:val="548dd4"/>
+                <w:sz w:val="18"/>
+                <w:szCs w:val="18"/>
+              </w:rPr>
+            </w:pPr>
+            <w:r>
+              <w:rPr>
+                <w:i w:val="1"/>
+                <w:iCs w:val="1"/>
+                <w:color w:val="548dd4"/>
+                <w:sz w:val="18"/>
+                <w:szCs w:val="18"/>
+                <w:rtl w:val="0"/>
+              </w:rPr>
+              <w:t xml:space="preserve">Todo el equipo </w:t>
+            </w:r>
+          </w:p>
+        </w:tc>
+        <w:tc>
+          <w:tcPr/>
+          <w:p>
+            <w:pPr>
+              <w:jc w:val="both"/>
+              <w:rPr>
+                <w:i w:val="1"/>
+                <w:iCs w:val="1"/>
+                <w:color w:val="548dd4"/>
+                <w:sz w:val="18"/>
+                <w:szCs w:val="18"/>
+              </w:rPr>
+            </w:pPr>
+            <w:r>
+              <w:rPr>
+                <w:i w:val="1"/>
+                <w:iCs w:val="1"/>
+                <w:color w:val="548dd4"/>
+                <w:sz w:val="18"/>
+                <w:szCs w:val="18"/>
+                <w:rtl w:val="0"/>
+              </w:rPr>
+              <w:t xml:space="preserve">Programado tras terminar WebSockets </w:t>
+            </w:r>
+          </w:p>
+        </w:tc>
+        <w:tc>
+          <w:tcPr/>
+          <w:p>
+            <w:pPr>
+              <w:jc w:val="both"/>
+              <w:rPr>
+                <w:i w:val="1"/>
+                <w:iCs w:val="1"/>
+                <w:color w:val="548dd4"/>
+                <w:sz w:val="18"/>
+                <w:szCs w:val="18"/>
+              </w:rPr>
+            </w:pPr>
+            <w:r>
+              <w:rPr>
+                <w:i w:val="1"/>
+                <w:iCs w:val="1"/>
+                <w:color w:val="548dd4"/>
+                <w:sz w:val="18"/>
+                <w:szCs w:val="18"/>
+                <w:rtl w:val="0"/>
+              </w:rPr>
+              <w:t xml:space="preserve">No iniciado </w:t>
+            </w:r>
+          </w:p>
+        </w:tc>
+        <w:tc>
+          <w:tcPr/>
+          <w:p>
+            <w:pPr>
+              <w:jc w:val="both"/>
+              <w:rPr>
+                <w:i w:val="1"/>
+                <w:iCs w:val="1"/>
+                <w:color w:val="548dd4"/>
+                <w:sz w:val="18"/>
+                <w:szCs w:val="18"/>
+              </w:rPr>
+            </w:pPr>
+            <w:r>
+              <w:rPr>
+                <w:i w:val="1"/>
+                <w:iCs w:val="1"/>
+                <w:color w:val="548dd4"/>
+                <w:sz w:val="18"/>
+                <w:szCs w:val="18"/>
+                <w:rtl w:val="0"/>
+              </w:rPr>
+              <w:t xml:space="preserve">S/A </w:t>
+            </w:r>
+          </w:p>
+        </w:tc>
+      </w:tr>
+      <w:tr>
+        <w:trPr>
+          <w:cantSplit w:val="0"/>
+          <w:trHeight w:val="795" w:hRule="atLeast"/>
+          <w:tblHeader w:val="0"/>
+        </w:trPr>
+        <w:tc>
+          <w:tcPr/>
+          <w:p>
+            <w:pPr>
+              <w:jc w:val="both"/>
+              <w:rPr>
+                <w:i w:val="1"/>
+                <w:iCs w:val="1"/>
+                <w:color w:val="548dd4"/>
+                <w:sz w:val="18"/>
+                <w:szCs w:val="18"/>
+              </w:rPr>
+            </w:pPr>
+            <w:r>
+              <w:rPr>
+                <w:i w:val="1"/>
+                <w:iCs w:val="1"/>
+                <w:color w:val="548dd4"/>
+                <w:sz w:val="18"/>
+                <w:szCs w:val="18"/>
+                <w:rtl w:val="0"/>
+              </w:rPr>
+              <w:t xml:space="preserve">Despliegue </w:t>
+            </w:r>
+          </w:p>
+        </w:tc>
+        <w:tc>
+          <w:tcPr/>
+          <w:p>
+            <w:pPr>
+              <w:jc w:val="both"/>
+              <w:rPr>
+                <w:i w:val="1"/>
+                <w:iCs w:val="1"/>
+                <w:color w:val="548dd4"/>
+                <w:sz w:val="18"/>
+                <w:szCs w:val="18"/>
+              </w:rPr>
+            </w:pPr>
+            <w:r>
+              <w:rPr>
+                <w:i w:val="1"/>
+                <w:iCs w:val="1"/>
+                <w:color w:val="548dd4"/>
+                <w:sz w:val="18"/>
+                <w:szCs w:val="18"/>
+                <w:rtl w:val="0"/>
+              </w:rPr>
+              <w:t xml:space="preserve">CI/CD y publicación en Vercel </w:t>
+            </w:r>
+          </w:p>
+        </w:tc>
+        <w:tc>
+          <w:tcPr/>
+          <w:p>
+            <w:pPr>
+              <w:jc w:val="both"/>
+              <w:rPr>
+                <w:i w:val="1"/>
+                <w:iCs w:val="1"/>
+                <w:color w:val="548dd4"/>
+                <w:sz w:val="18"/>
+                <w:szCs w:val="18"/>
+              </w:rPr>
+            </w:pPr>
+            <w:r>
+              <w:rPr>
+                <w:i w:val="1"/>
+                <w:iCs w:val="1"/>
+                <w:color w:val="548dd4"/>
+                <w:sz w:val="18"/>
+                <w:szCs w:val="18"/>
+                <w:rtl w:val="0"/>
+              </w:rPr>
+              <w:t xml:space="preserve">Vercel, GitHub </w:t>
+            </w:r>
+          </w:p>
+        </w:tc>
+        <w:tc>
+          <w:tcPr/>
+          <w:p>
+            <w:pPr>
+              <w:jc w:val="both"/>
+              <w:rPr>
+                <w:i w:val="1"/>
+                <w:iCs w:val="1"/>
+                <w:color w:val="548dd4"/>
+                <w:sz w:val="18"/>
+                <w:szCs w:val="18"/>
+              </w:rPr>
+            </w:pPr>
+            <w:r>
+              <w:rPr>
+                <w:i w:val="1"/>
+                <w:iCs w:val="1"/>
+                <w:color w:val="548dd4"/>
+                <w:sz w:val="18"/>
+                <w:szCs w:val="18"/>
+                <w:rtl w:val="0"/>
+              </w:rPr>
+              <w:t xml:space="preserve">1 semana</w:t>
+            </w:r>
+          </w:p>
+        </w:tc>
+        <w:tc>
+          <w:tcPr/>
+          <w:p>
+            <w:pPr>
+              <w:jc w:val="both"/>
+              <w:rPr>
+                <w:i w:val="1"/>
+                <w:iCs w:val="1"/>
+                <w:color w:val="548dd4"/>
+                <w:sz w:val="18"/>
+                <w:szCs w:val="18"/>
+              </w:rPr>
+            </w:pPr>
+            <w:r>
+              <w:rPr>
+                <w:i w:val="1"/>
+                <w:iCs w:val="1"/>
+                <w:color w:val="548dd4"/>
+                <w:sz w:val="18"/>
+                <w:szCs w:val="18"/>
+                <w:rtl w:val="0"/>
+              </w:rPr>
+              <w:t xml:space="preserve">Maximiliano</w:t>
+            </w:r>
+          </w:p>
+        </w:tc>
+        <w:tc>
+          <w:tcPr/>
+          <w:p>
+            <w:pPr>
+              <w:jc w:val="both"/>
+              <w:rPr>
+                <w:i w:val="1"/>
+                <w:iCs w:val="1"/>
+                <w:color w:val="548dd4"/>
+                <w:sz w:val="18"/>
+                <w:szCs w:val="18"/>
+              </w:rPr>
+            </w:pPr>
+            <w:r>
+              <w:rPr>
+                <w:i w:val="1"/>
+                <w:iCs w:val="1"/>
+                <w:color w:val="548dd4"/>
+                <w:sz w:val="18"/>
+                <w:szCs w:val="18"/>
+                <w:rtl w:val="0"/>
+              </w:rPr>
+              <w:t xml:space="preserve">Repositorio ya estructurado </w:t>
+            </w:r>
+          </w:p>
+        </w:tc>
+        <w:tc>
+          <w:tcPr/>
+          <w:p>
+            <w:pPr>
+              <w:jc w:val="both"/>
+              <w:rPr>
+                <w:i w:val="1"/>
+                <w:iCs w:val="1"/>
+                <w:color w:val="548dd4"/>
+                <w:sz w:val="18"/>
+                <w:szCs w:val="18"/>
+              </w:rPr>
+            </w:pPr>
+            <w:r>
+              <w:rPr>
+                <w:i w:val="1"/>
+                <w:iCs w:val="1"/>
+                <w:color w:val="548dd4"/>
+                <w:sz w:val="18"/>
+                <w:szCs w:val="18"/>
+                <w:rtl w:val="0"/>
+              </w:rPr>
+              <w:t xml:space="preserve">En curso </w:t>
+            </w:r>
+          </w:p>
+        </w:tc>
+        <w:tc>
+          <w:tcPr/>
+          <w:p>
+            <w:pPr>
+              <w:jc w:val="both"/>
+              <w:rPr>
+                <w:i w:val="1"/>
+                <w:iCs w:val="1"/>
+                <w:color w:val="548dd4"/>
+                <w:sz w:val="18"/>
+                <w:szCs w:val="18"/>
+              </w:rPr>
+            </w:pPr>
+            <w:r>
+              <w:rPr>
+                <w:i w:val="1"/>
+                <w:iCs w:val="1"/>
+                <w:color w:val="548dd4"/>
+                <w:sz w:val="18"/>
+                <w:szCs w:val="18"/>
+                <w:rtl w:val="0"/>
+              </w:rPr>
+              <w:t xml:space="preserve">S/A </w:t>
             </w:r>
           </w:p>
         </w:tc>
@@ -1661,7 +4461,6 @@
             <w:pPr>
               <w:keepNext w:val="0"/>
               <w:keepLines w:val="0"/>
-              <w:pageBreakBefore w:val="0"/>
               <w:widowControl w:val="1"/>
               <w:pBdr>
                 <w:top w:space="0" w:sz="0" w:val="nil"/>
@@ -1770,7 +4569,6 @@
             <w:pPr>
               <w:jc w:val="both"/>
               <w:rPr>
-                <w:rFonts w:ascii="Calibri" w:cs="Calibri" w:eastAsia="Calibri" w:hAnsi="Calibri"/>
                 <w:i w:val="1"/>
                 <w:iCs w:val="1"/>
                 <w:color w:val="548dd4"/>
@@ -1798,39 +4596,39 @@
             </w:r>
             <w:r>
               <w:rPr>
-                <w:rFonts w:ascii="Calibri" w:cs="Calibri" w:eastAsia="Calibri" w:hAnsi="Calibri"/>
-                <w:i w:val="1"/>
-                <w:iCs w:val="1"/>
-                <w:color w:val="548dd4"/>
-                <w:sz w:val="20"/>
-                <w:szCs w:val="20"/>
-                <w:rtl w:val="0"/>
-              </w:rPr>
-              <w:t xml:space="preserve">Describe los factores que han facilitado y/o dificultado el desarrollo de tu Proyecto APT hasta ahora. En el caso de las dificultades debes describir qué acciones tomaste y/o tomarás para solucionarlas. </w:t>
-            </w:r>
-            <w:r>
-              <w:rPr>
-                <w:rFonts w:ascii="Calibri" w:cs="Calibri" w:eastAsia="Calibri" w:hAnsi="Calibri"/>
+                <w:rtl w:val="0"/>
+              </w:rPr>
+            </w:r>
+          </w:p>
+          <w:p>
+            <w:pPr>
+              <w:jc w:val="both"/>
+              <w:rPr>
+                <w:color w:val="548dd4"/>
+                <w:sz w:val="20"/>
+                <w:szCs w:val="20"/>
+              </w:rPr>
+            </w:pPr>
+            <w:r>
+              <w:rPr>
                 <w:b w:val="1"/>
                 <w:bCs w:val="1"/>
-                <w:color w:val="1f3864"/>
-                <w:rtl w:val="0"/>
-              </w:rPr>
-              <w:t xml:space="preserve"> </w:t>
-            </w:r>
-            <w:r>
-              <w:rPr>
-                <w:rtl w:val="0"/>
-              </w:rPr>
-            </w:r>
-          </w:p>
-          <w:p>
-            <w:pPr>
-              <w:rPr>
-                <w:rFonts w:ascii="Calibri" w:cs="Calibri" w:eastAsia="Calibri" w:hAnsi="Calibri"/>
-                <w:color w:val="1f3864"/>
-              </w:rPr>
-            </w:pPr>
+                <w:color w:val="548dd4"/>
+                <w:sz w:val="20"/>
+                <w:szCs w:val="20"/>
+                <w:rtl w:val="0"/>
+              </w:rPr>
+              <w:t xml:space="preserve">Next.js y Supabase:</w:t>
+            </w:r>
+            <w:r>
+              <w:rPr>
+                <w:color w:val="548dd4"/>
+                <w:sz w:val="20"/>
+                <w:szCs w:val="20"/>
+                <w:rtl w:val="0"/>
+              </w:rPr>
+              <w:t xml:space="preserve"> La elección del stack tecnológico aceleró los tiempos de desarrollo. La integración nativa de Supabase para la gestión de autenticación, almacenamiento de imágenes, WebSockets  y la generación automática de la API REST evitó la necesidad de construir una infraestructura de servidor desde cero. </w:t>
+            </w:r>
             <w:r>
               <w:rPr>
                 <w:rtl w:val="0"/>
@@ -1961,11 +4759,7 @@
               <w:jc w:val="both"/>
               <w:rPr>
                 <w:rFonts w:ascii="Calibri" w:cs="Calibri" w:eastAsia="Calibri" w:hAnsi="Calibri"/>
-                <w:i w:val="1"/>
-                <w:iCs w:val="1"/>
-                <w:color w:val="548dd4"/>
-                <w:sz w:val="20"/>
-                <w:szCs w:val="20"/>
+                <w:color w:val="1f3864"/>
               </w:rPr>
             </w:pPr>
             <w:r>
@@ -1976,7 +4770,68 @@
               </w:rPr>
               <w:t xml:space="preserve">Actividades ajustadas o eliminadas: </w:t>
             </w:r>
-            <w:r>
+          </w:p>
+          <w:p>
+            <w:pPr>
+              <w:jc w:val="both"/>
+              <w:rPr>
+                <w:color w:val="548dd4"/>
+              </w:rPr>
+            </w:pPr>
+            <w:r>
+              <w:rPr>
+                <w:color w:val="548dd4"/>
+                <w:rtl w:val="0"/>
+              </w:rPr>
+              <w:t xml:space="preserve">Ajuste del Alcance: Postergación del Desarrollo Móvil</w:t>
+            </w:r>
+          </w:p>
+          <w:p>
+            <w:pPr>
+              <w:jc w:val="both"/>
+              <w:rPr>
+                <w:i w:val="1"/>
+                <w:iCs w:val="1"/>
+                <w:color w:val="548dd4"/>
+                <w:sz w:val="20"/>
+                <w:szCs w:val="20"/>
+              </w:rPr>
+            </w:pPr>
+            <w:r>
+              <w:rPr>
+                <w:color w:val="548dd4"/>
+                <w:rtl w:val="0"/>
+              </w:rPr>
+              <w:t xml:space="preserve">Se tomó la decisión de posponer el desarrollo de la aplicación móvil (inicialmente contemplada en las fases tempranas del proyecto) y reordenar el plan de trabajo para priorizar en un 100% la arquitectura, lógica de negocio y despliegue de la plataforma web.</w:t>
+            </w:r>
+            <w:r>
+              <w:rPr>
+                <w:rtl w:val="0"/>
+              </w:rPr>
+            </w:r>
+          </w:p>
+          <w:p>
+            <w:pPr>
+              <w:jc w:val="both"/>
+              <w:rPr>
+                <w:color w:val="548dd4"/>
+                <w:sz w:val="20"/>
+                <w:szCs w:val="20"/>
+              </w:rPr>
+            </w:pPr>
+            <w:r>
+              <w:rPr>
+                <w:color w:val="548dd4"/>
+                <w:sz w:val="20"/>
+                <w:szCs w:val="20"/>
+                <w:rtl w:val="0"/>
+              </w:rPr>
+              <w:t xml:space="preserve">La aplicación móvil queda establecida como una fase de escalabilidad posterior, la cual se abordará una vez que la plataforma web esté completamente finalizada. </w:t>
+            </w:r>
+          </w:p>
+          <w:p>
+            <w:pPr>
+              <w:jc w:val="both"/>
               <w:rPr>
                 <w:rFonts w:ascii="Calibri" w:cs="Calibri" w:eastAsia="Calibri" w:hAnsi="Calibri"/>
                 <w:i w:val="1"/>
@@ -1984,149 +4839,17 @@
                 <w:color w:val="548dd4"/>
                 <w:sz w:val="20"/>
                 <w:szCs w:val="20"/>
-                <w:rtl w:val="0"/>
-              </w:rPr>
-              <w:t xml:space="preserve">Señalar los ajustes que realizaste a tu plan de trabajo o actividades que eliminaste y, justifica por qué lo hiciste. </w:t>
-            </w:r>
-            <w:r>
-              <w:rPr>
-                <w:rtl w:val="0"/>
-              </w:rPr>
-              <w:t xml:space="preserve"> </w:t>
-            </w:r>
-            <w:r>
-              <w:rPr>
-                <w:rFonts w:ascii="Calibri" w:cs="Calibri" w:eastAsia="Calibri" w:hAnsi="Calibri"/>
-                <w:i w:val="1"/>
-                <w:iCs w:val="1"/>
-                <w:color w:val="548dd4"/>
-                <w:sz w:val="20"/>
-                <w:szCs w:val="20"/>
-                <w:rtl w:val="0"/>
-              </w:rPr>
-              <w:t xml:space="preserve">En el caso de que tu plan de trabajo no haya requerido ni requiera ajustes, justifica esta decisión a partir de los facilitadores que te han permitido desarrollarlo como fue planeado.</w:t>
-            </w:r>
-          </w:p>
-          <w:p>
-            <w:pPr>
-              <w:jc w:val="both"/>
-              <w:rPr>
-                <w:rFonts w:ascii="Calibri" w:cs="Calibri" w:eastAsia="Calibri" w:hAnsi="Calibri"/>
-                <w:i w:val="1"/>
-                <w:iCs w:val="1"/>
-                <w:color w:val="548dd4"/>
-                <w:sz w:val="20"/>
-                <w:szCs w:val="20"/>
-              </w:rPr>
-            </w:pPr>
-            <w:r>
-              <w:rPr>
-                <w:rtl w:val="0"/>
-              </w:rPr>
-            </w:r>
-          </w:p>
-          <w:p>
-            <w:pPr>
-              <w:jc w:val="both"/>
-              <w:rPr>
-                <w:rFonts w:ascii="Calibri" w:cs="Calibri" w:eastAsia="Calibri" w:hAnsi="Calibri"/>
-                <w:i w:val="1"/>
-                <w:iCs w:val="1"/>
-                <w:color w:val="c00000"/>
-                <w:sz w:val="20"/>
-                <w:szCs w:val="20"/>
-              </w:rPr>
-            </w:pPr>
-            <w:r>
-              <w:rPr>
-                <w:rtl w:val="0"/>
-              </w:rPr>
-            </w:r>
-          </w:p>
-          <w:p>
-            <w:pPr>
-              <w:jc w:val="both"/>
-              <w:rPr>
-                <w:rFonts w:ascii="Calibri" w:cs="Calibri" w:eastAsia="Calibri" w:hAnsi="Calibri"/>
-                <w:i w:val="1"/>
-                <w:iCs w:val="1"/>
-                <w:color w:val="548dd4"/>
-                <w:sz w:val="20"/>
-                <w:szCs w:val="20"/>
-              </w:rPr>
-            </w:pPr>
-            <w:r>
-              <w:rPr>
-                <w:rtl w:val="0"/>
-              </w:rPr>
-            </w:r>
-          </w:p>
-          <w:p>
-            <w:pPr>
-              <w:jc w:val="both"/>
-              <w:rPr>
-                <w:rFonts w:ascii="Calibri" w:cs="Calibri" w:eastAsia="Calibri" w:hAnsi="Calibri"/>
-                <w:i w:val="1"/>
-                <w:iCs w:val="1"/>
-                <w:color w:val="548dd4"/>
-                <w:sz w:val="20"/>
-                <w:szCs w:val="20"/>
-              </w:rPr>
-            </w:pPr>
-            <w:r>
-              <w:rPr>
-                <w:rtl w:val="0"/>
-              </w:rPr>
-            </w:r>
-          </w:p>
-          <w:p>
-            <w:pPr>
-              <w:jc w:val="both"/>
-              <w:rPr>
-                <w:rFonts w:ascii="Calibri" w:cs="Calibri" w:eastAsia="Calibri" w:hAnsi="Calibri"/>
-                <w:i w:val="1"/>
-                <w:iCs w:val="1"/>
-                <w:color w:val="548dd4"/>
-                <w:sz w:val="20"/>
-                <w:szCs w:val="20"/>
-              </w:rPr>
-            </w:pPr>
-            <w:r>
-              <w:rPr>
-                <w:rtl w:val="0"/>
-              </w:rPr>
-            </w:r>
-          </w:p>
-          <w:p>
-            <w:pPr>
-              <w:jc w:val="both"/>
-              <w:rPr>
-                <w:rFonts w:ascii="Calibri" w:cs="Calibri" w:eastAsia="Calibri" w:hAnsi="Calibri"/>
-                <w:i w:val="1"/>
-                <w:iCs w:val="1"/>
-                <w:color w:val="548dd4"/>
-                <w:sz w:val="20"/>
-                <w:szCs w:val="20"/>
-              </w:rPr>
-            </w:pPr>
-            <w:r>
-              <w:rPr>
-                <w:rtl w:val="0"/>
-              </w:rPr>
-            </w:r>
-          </w:p>
-          <w:p>
-            <w:pPr>
-              <w:jc w:val="both"/>
-              <w:rPr>
-                <w:rFonts w:ascii="Calibri" w:cs="Calibri" w:eastAsia="Calibri" w:hAnsi="Calibri"/>
-                <w:i w:val="1"/>
-                <w:iCs w:val="1"/>
-                <w:color w:val="548dd4"/>
-                <w:sz w:val="20"/>
-                <w:szCs w:val="20"/>
-              </w:rPr>
-            </w:pPr>
+              </w:rPr>
+            </w:pPr>
+            <w:r>
+              <w:rPr>
+                <w:color w:val="548dd4"/>
+                <w:sz w:val="20"/>
+                <w:szCs w:val="20"/>
+                <w:rtl w:val="0"/>
+              </w:rPr>
+              <w:t xml:space="preserve">Gracias a la arquitectura basada en la API de Supabase, la futura app móvil podrá consumir la misma base de datos, funciones RPC y políticas RLS sin necesidad de reescribir el backend. </w:t>
+            </w:r>
             <w:r>
               <w:rPr>
                 <w:rtl w:val="0"/>
@@ -2213,7 +4936,6 @@
             <w:pPr>
               <w:jc w:val="both"/>
               <w:rPr>
-                <w:rFonts w:ascii="Calibri" w:cs="Calibri" w:eastAsia="Calibri" w:hAnsi="Calibri"/>
                 <w:i w:val="1"/>
                 <w:iCs w:val="1"/>
                 <w:color w:val="548dd4"/>
@@ -2239,51 +4961,149 @@
                 <w:szCs w:val="20"/>
                 <w:rtl w:val="0"/>
               </w:rPr>
-              <w:t xml:space="preserve"> En caso de que </w:t>
-            </w:r>
-            <w:r>
-              <w:rPr>
-                <w:rFonts w:ascii="Calibri" w:cs="Calibri" w:eastAsia="Calibri" w:hAnsi="Calibri"/>
+              <w:t xml:space="preserve"> </w:t>
+            </w:r>
+            <w:r>
+              <w:rPr>
+                <w:rtl w:val="0"/>
+              </w:rPr>
+            </w:r>
+          </w:p>
+          <w:p>
+            <w:pPr>
+              <w:jc w:val="both"/>
+              <w:rPr>
+                <w:color w:val="548dd4"/>
+                <w:sz w:val="20"/>
+                <w:szCs w:val="20"/>
+              </w:rPr>
+            </w:pPr>
+            <w:r>
+              <w:rPr>
                 <w:b w:val="1"/>
                 <w:bCs w:val="1"/>
-                <w:i w:val="1"/>
-                <w:iCs w:val="1"/>
-                <w:color w:val="548dd4"/>
-                <w:sz w:val="20"/>
-                <w:szCs w:val="20"/>
-                <w:rtl w:val="0"/>
-              </w:rPr>
-              <w:t xml:space="preserve">no hayas iniciado actividades o estén retrasadas</w:t>
-            </w:r>
-            <w:r>
-              <w:rPr>
-                <w:rFonts w:ascii="Calibri" w:cs="Calibri" w:eastAsia="Calibri" w:hAnsi="Calibri"/>
-                <w:i w:val="1"/>
-                <w:iCs w:val="1"/>
-                <w:color w:val="548dd4"/>
-                <w:sz w:val="20"/>
-                <w:szCs w:val="20"/>
-                <w:rtl w:val="0"/>
-              </w:rPr>
-              <w:t xml:space="preserve"> de acuerdo a tu planificación, señala los motivos por los que no has podido cumplir dichos plazos y qué estrategias utilizarás para avanzar en dichas actividades y no afectar tu proyecto APT. </w:t>
-            </w:r>
-          </w:p>
-          <w:p>
-            <w:pPr>
-              <w:jc w:val="both"/>
-              <w:rPr>
-                <w:rFonts w:ascii="Calibri" w:cs="Calibri" w:eastAsia="Calibri" w:hAnsi="Calibri"/>
-                <w:i w:val="1"/>
-                <w:iCs w:val="1"/>
-                <w:color w:val="548dd4"/>
-                <w:sz w:val="20"/>
-                <w:szCs w:val="20"/>
-              </w:rPr>
-            </w:pPr>
-            <w:r>
-              <w:rPr>
-                <w:rtl w:val="0"/>
-              </w:rPr>
+                <w:color w:val="548dd4"/>
+                <w:sz w:val="20"/>
+                <w:szCs w:val="20"/>
+                <w:rtl w:val="0"/>
+              </w:rPr>
+              <w:t xml:space="preserve">Panel de Administración:</w:t>
+            </w:r>
+            <w:r>
+              <w:rPr>
+                <w:color w:val="548dd4"/>
+                <w:sz w:val="20"/>
+                <w:szCs w:val="20"/>
+                <w:rtl w:val="0"/>
+              </w:rPr>
+              <w:t xml:space="preserve"> Módulo para la moderación de usuarios, gestión de reportes, monitoreo de tiendas y supervisión de publicaciones/subastas activas.</w:t>
+            </w:r>
+          </w:p>
+          <w:p>
+            <w:pPr>
+              <w:jc w:val="both"/>
+              <w:rPr>
+                <w:color w:val="548dd4"/>
+                <w:sz w:val="20"/>
+                <w:szCs w:val="20"/>
+              </w:rPr>
+            </w:pPr>
+            <w:r>
+              <w:rPr>
+                <w:b w:val="1"/>
+                <w:bCs w:val="1"/>
+                <w:color w:val="548dd4"/>
+                <w:sz w:val="20"/>
+                <w:szCs w:val="20"/>
+                <w:rtl w:val="0"/>
+              </w:rPr>
+              <w:t xml:space="preserve">Dashboards de Métricas y Analíticas:</w:t>
+            </w:r>
+            <w:r>
+              <w:rPr>
+                <w:color w:val="548dd4"/>
+                <w:sz w:val="20"/>
+                <w:szCs w:val="20"/>
+                <w:rtl w:val="0"/>
+              </w:rPr>
+              <w:t xml:space="preserve"> Paneles visuales con gráficos de rendimiento de ventas para emprendedores/tiendas y estadísticas globales de la plataforma (volumen de transacciones, usuarios activos y métricas de conversión).</w:t>
+            </w:r>
+          </w:p>
+          <w:p>
+            <w:pPr>
+              <w:jc w:val="both"/>
+              <w:rPr>
+                <w:color w:val="548dd4"/>
+                <w:sz w:val="20"/>
+                <w:szCs w:val="20"/>
+              </w:rPr>
+            </w:pPr>
+            <w:r>
+              <w:rPr>
+                <w:b w:val="1"/>
+                <w:bCs w:val="1"/>
+                <w:color w:val="548dd4"/>
+                <w:sz w:val="20"/>
+                <w:szCs w:val="20"/>
+                <w:rtl w:val="0"/>
+              </w:rPr>
+              <w:t xml:space="preserve">Integración con Pasarela de Pagos Real (Webpay Plus / Mercado Pago):</w:t>
+            </w:r>
+            <w:r>
+              <w:rPr>
+                <w:color w:val="548dd4"/>
+                <w:sz w:val="20"/>
+                <w:szCs w:val="20"/>
+                <w:rtl w:val="0"/>
+              </w:rPr>
+              <w:t xml:space="preserve"> Conexión mediante SDK/API a un proveedor financiero real, la cual actualmente opera bajo un flujo de checkout simulado (Mock Checkout).</w:t>
+            </w:r>
+          </w:p>
+          <w:p>
+            <w:pPr>
+              <w:jc w:val="both"/>
+              <w:rPr>
+                <w:color w:val="548dd4"/>
+                <w:sz w:val="20"/>
+                <w:szCs w:val="20"/>
+              </w:rPr>
+            </w:pPr>
+            <w:r>
+              <w:rPr>
+                <w:rtl w:val="0"/>
+              </w:rPr>
+            </w:r>
+          </w:p>
+          <w:p>
+            <w:pPr>
+              <w:jc w:val="both"/>
+              <w:rPr>
+                <w:i w:val="1"/>
+                <w:iCs w:val="1"/>
+                <w:color w:val="548dd4"/>
+                <w:sz w:val="20"/>
+                <w:szCs w:val="20"/>
+              </w:rPr>
+            </w:pPr>
+            <w:r>
+              <w:rPr>
+                <w:color w:val="548dd4"/>
+                <w:sz w:val="20"/>
+                <w:szCs w:val="20"/>
+                <w:rtl w:val="0"/>
+              </w:rPr>
+              <w:t xml:space="preserve">Estas actividades están retrasadas ya que e</w:t>
+            </w:r>
+            <w:r>
+              <w:rPr>
+                <w:i w:val="1"/>
+                <w:iCs w:val="1"/>
+                <w:color w:val="548dd4"/>
+                <w:sz w:val="20"/>
+                <w:szCs w:val="20"/>
+                <w:rtl w:val="0"/>
+              </w:rPr>
+              <w:t xml:space="preserve">l esfuerzo de se concentró en resolver los componentes de mayor complejidad como el motor de subastas en tiempo real, el algoritmo anti-sniping sincronizado con la hora del servidor y el mecanismo de verificación mediante código OTP. </w:t>
             </w:r>
           </w:p>
           <w:p>
@@ -2408,7 +5228,7 @@
       </w:r>
     </w:p>
     <w:sectPr>
-      <w:headerReference r:id="rId8" w:type="default"/>
+      <w:headerReference r:id="rId14" w:type="default"/>
       <w:pgSz w:h="16838" w:w="11906" w:orient="portrait"/>
       <w:pgMar w:bottom="1417" w:top="1417" w:left="1701" w:right="1701" w:header="708" w:footer="708"/>
       <w:pgNumType w:start="1"/>
@@ -2424,7 +5244,6 @@
       <w:pPr>
         <w:keepNext w:val="0"/>
         <w:keepLines w:val="0"/>
-        <w:pageBreakBefore w:val="0"/>
         <w:widowControl w:val="1"/>
         <w:pBdr>
           <w:top w:space="0" w:sz="0" w:val="nil"/>
@@ -2490,7 +5309,6 @@
     <w:pPr>
       <w:keepNext w:val="0"/>
       <w:keepLines w:val="0"/>
-      <w:pageBreakBefore w:val="0"/>
       <w:widowControl w:val="0"/>
       <w:pBdr>
         <w:top w:space="0" w:sz="0" w:val="nil"/>
@@ -2644,12 +5462,12 @@
               <wp:inline distB="0" distT="0" distL="0" distR="0">
                 <wp:extent cx="1996440" cy="428625"/>
                 <wp:effectExtent b="0" l="0" r="0" t="0"/>
-                <wp:docPr descr="http://www.duoc.cl/normasgraficas/normasgraficas/marca-duoc/6logo-fondo-transparente/fondo-transparente.png" id="2" name="image1.png"/>
+                <wp:docPr descr="http://www.duoc.cl/normasgraficas/normasgraficas/marca-duoc/6logo-fondo-transparente/fondo-transparente.png" id="6" name="image2.png"/>
                 <a:graphic>
                   <a:graphicData uri="http://schemas.openxmlformats.org/drawingml/2006/picture">
                     <pic:pic>
                       <pic:nvPicPr>
-                        <pic:cNvPr descr="http://www.duoc.cl/normasgraficas/normasgraficas/marca-duoc/6logo-fondo-transparente/fondo-transparente.png" id="0" name="image1.png"/>
+                        <pic:cNvPr descr="http://www.duoc.cl/normasgraficas/normasgraficas/marca-duoc/6logo-fondo-transparente/fondo-transparente.png" id="0" name="image2.png"/>
                         <pic:cNvPicPr preferRelativeResize="0"/>
                       </pic:nvPicPr>
                       <pic:blipFill>
@@ -2686,7 +5504,6 @@
     <w:pPr>
       <w:keepNext w:val="0"/>
       <w:keepLines w:val="0"/>
-      <w:pageBreakBefore w:val="0"/>
       <w:widowControl w:val="1"/>
       <w:pBdr>
         <w:top w:space="0" w:sz="0" w:val="nil"/>
@@ -2703,21 +5520,7 @@
       <w:spacing w:after="0" w:before="0" w:line="240" w:lineRule="auto"/>
       <w:ind w:left="0" w:right="0" w:firstLine="0"/>
       <w:jc w:val="left"/>
-      <w:rPr>
-        <w:rFonts w:ascii="Calibri" w:cs="Calibri" w:eastAsia="Calibri" w:hAnsi="Calibri"/>
-        <w:b w:val="0"/>
-        <w:bCs w:val="0"/>
-        <w:i w:val="0"/>
-        <w:iCs w:val="0"/>
-        <w:smallCaps w:val="0"/>
-        <w:strike w:val="0"/>
-        <w:color w:val="000000"/>
-        <w:sz w:val="22"/>
-        <w:szCs w:val="22"/>
-        <w:u w:val="none"/>
-        <w:shd w:fill="auto" w:val="clear"/>
-        <w:vertAlign w:val="baseline"/>
-      </w:rPr>
+      <w:rPr/>
     </w:pPr>
     <w:r>
       <w:rPr>
@@ -2729,7 +5532,121 @@
 </file>
 
 <file path=word/numbering.xml><?xml version="1.0" encoding="utf-8"?>
-<w:numbering xmlns:mc="http://schemas.openxmlformats.org/markup-compatibility/2006" xmlns:o="urn:schemas-microsoft-com:office:office" xmlns:r="http://schemas.openxmlformats.org/officeDocument/2006/relationships" xmlns:m="http://schemas.openxmlformats.org/officeDocument/2006/math" xmlns:v="urn:schemas-microsoft-com:vml" xmlns:wp="http://schemas.openxmlformats.org/drawingml/2006/wordprocessingDrawing" xmlns:w10="urn:schemas-microsoft-com:office:word" xmlns:w="http://schemas.openxmlformats.org/wordprocessingml/2006/main" xmlns:wne="http://schemas.microsoft.com/office/word/2006/wordml" xmlns:sl="http://schemas.openxmlformats.org/schemaLibrary/2006/main" xmlns:a="http://schemas.openxmlformats.org/drawingml/2006/main" xmlns:pic="http://schemas.openxmlformats.org/drawingml/2006/picture" xmlns:c="http://schemas.openxmlformats.org/drawingml/2006/chart" xmlns:lc="http://schemas.openxmlformats.org/drawingml/2006/lockedCanvas" xmlns:dgm="http://schemas.openxmlformats.org/drawingml/2006/diagram" xmlns:wps="http://schemas.microsoft.com/office/word/2010/wordprocessingShape" xmlns:wpg="http://schemas.microsoft.com/office/word/2010/wordprocessingGroup" xmlns:w14="http://schemas.microsoft.com/office/word/2010/wordml" xmlns:w15="http://schemas.microsoft.com/office/word/2012/wordml" xmlns:w16="http://schemas.microsoft.com/office/word/2018/wordml" xmlns:w16cex="http://schemas.microsoft.com/office/word/2018/wordml/cex" xmlns:w16cid="http://schemas.microsoft.com/office/word/2016/wordml/cid" xmlns="http://schemas.microsoft.com/office/tasks/2019/documenttasks" xmlns:cr="http://schemas.microsoft.com/office/comments/2020/reactions"/>
+<w:numbering xmlns:mc="http://schemas.openxmlformats.org/markup-compatibility/2006" xmlns:o="urn:schemas-microsoft-com:office:office" xmlns:r="http://schemas.openxmlformats.org/officeDocument/2006/relationships" xmlns:m="http://schemas.openxmlformats.org/officeDocument/2006/math" xmlns:v="urn:schemas-microsoft-com:vml" xmlns:wp="http://schemas.openxmlformats.org/drawingml/2006/wordprocessingDrawing" xmlns:w10="urn:schemas-microsoft-com:office:word" xmlns:w="http://schemas.openxmlformats.org/wordprocessingml/2006/main" xmlns:wne="http://schemas.microsoft.com/office/word/2006/wordml" xmlns:sl="http://schemas.openxmlformats.org/schemaLibrary/2006/main" xmlns:a="http://schemas.openxmlformats.org/drawingml/2006/main" xmlns:pic="http://schemas.openxmlformats.org/drawingml/2006/picture" xmlns:c="http://schemas.openxmlformats.org/drawingml/2006/chart" xmlns:lc="http://schemas.openxmlformats.org/drawingml/2006/lockedCanvas" xmlns:dgm="http://schemas.openxmlformats.org/drawingml/2006/diagram" xmlns:wps="http://schemas.microsoft.com/office/word/2010/wordprocessingShape" xmlns:wpg="http://schemas.microsoft.com/office/word/2010/wordprocessingGroup" xmlns:w14="http://schemas.microsoft.com/office/word/2010/wordml" xmlns:w15="http://schemas.microsoft.com/office/word/2012/wordml" xmlns:w16="http://schemas.microsoft.com/office/word/2018/wordml" xmlns:w16cex="http://schemas.microsoft.com/office/word/2018/wordml/cex" xmlns:w16cid="http://schemas.microsoft.com/office/word/2016/wordml/cid" xmlns="http://schemas.microsoft.com/office/tasks/2019/documenttasks" xmlns:cr="http://schemas.microsoft.com/office/comments/2020/reactions">
+  <w:abstractNum w:abstractNumId="1">
+    <w:lvl w:ilvl="0">
+      <w:start w:val="1"/>
+      <w:numFmt w:val="bullet"/>
+      <w:lvlText w:val="●"/>
+      <w:lvlJc w:val="left"/>
+      <w:pPr>
+        <w:ind w:left="720" w:hanging="360"/>
+      </w:pPr>
+      <w:rPr>
+        <w:u w:val="none"/>
+      </w:rPr>
+    </w:lvl>
+    <w:lvl w:ilvl="1">
+      <w:start w:val="1"/>
+      <w:numFmt w:val="bullet"/>
+      <w:lvlText w:val="○"/>
+      <w:lvlJc w:val="left"/>
+      <w:pPr>
+        <w:ind w:left="1440" w:hanging="360"/>
+      </w:pPr>
+      <w:rPr>
+        <w:u w:val="none"/>
+      </w:rPr>
+    </w:lvl>
+    <w:lvl w:ilvl="2">
+      <w:start w:val="1"/>
+      <w:numFmt w:val="bullet"/>
+      <w:lvlText w:val="■"/>
+      <w:lvlJc w:val="left"/>
+      <w:pPr>
+        <w:ind w:left="2160" w:hanging="360"/>
+      </w:pPr>
+      <w:rPr>
+        <w:u w:val="none"/>
+      </w:rPr>
+    </w:lvl>
+    <w:lvl w:ilvl="3">
+      <w:start w:val="1"/>
+      <w:numFmt w:val="bullet"/>
+      <w:lvlText w:val="●"/>
+      <w:lvlJc w:val="left"/>
+      <w:pPr>
+        <w:ind w:left="2880" w:hanging="360"/>
+      </w:pPr>
+      <w:rPr>
+        <w:u w:val="none"/>
+      </w:rPr>
+    </w:lvl>
+    <w:lvl w:ilvl="4">
+      <w:start w:val="1"/>
+      <w:numFmt w:val="bullet"/>
+      <w:lvlText w:val="○"/>
+      <w:lvlJc w:val="left"/>
+      <w:pPr>
+        <w:ind w:left="3600" w:hanging="360"/>
+      </w:pPr>
+      <w:rPr>
+        <w:u w:val="none"/>
+      </w:rPr>
+    </w:lvl>
+    <w:lvl w:ilvl="5">
+      <w:start w:val="1"/>
+      <w:numFmt w:val="bullet"/>
+      <w:lvlText w:val="■"/>
+      <w:lvlJc w:val="left"/>
+      <w:pPr>
+        <w:ind w:left="4320" w:hanging="360"/>
+      </w:pPr>
+      <w:rPr>
+        <w:u w:val="none"/>
+      </w:rPr>
+    </w:lvl>
+    <w:lvl w:ilvl="6">
+      <w:start w:val="1"/>
+      <w:numFmt w:val="bullet"/>
+      <w:lvlText w:val="●"/>
+      <w:lvlJc w:val="left"/>
+      <w:pPr>
+        <w:ind w:left="5040" w:hanging="360"/>
+      </w:pPr>
+      <w:rPr>
+        <w:u w:val="none"/>
+      </w:rPr>
+    </w:lvl>
+    <w:lvl w:ilvl="7">
+      <w:start w:val="1"/>
+      <w:numFmt w:val="bullet"/>
+      <w:lvlText w:val="○"/>
+      <w:lvlJc w:val="left"/>
+      <w:pPr>
+        <w:ind w:left="5760" w:hanging="360"/>
+      </w:pPr>
+      <w:rPr>
+        <w:u w:val="none"/>
+      </w:rPr>
+    </w:lvl>
+    <w:lvl w:ilvl="8">
+      <w:start w:val="1"/>
+      <w:numFmt w:val="bullet"/>
+      <w:lvlText w:val="■"/>
+      <w:lvlJc w:val="left"/>
+      <w:pPr>
+        <w:ind w:left="6480" w:hanging="360"/>
+      </w:pPr>
+      <w:rPr>
+        <w:u w:val="none"/>
+      </w:rPr>
+    </w:lvl>
+  </w:abstractNum>
+  <w:num w:numId="1">
+    <w:abstractNumId w:val="1"/>
+  </w:num>
+</w:numbering>
 </file>
 
 <file path=word/styles.xml><?xml version="1.0" encoding="utf-8"?>
@@ -2880,6 +5797,156 @@
       <w:sz w:val="72"/>
       <w:szCs w:val="72"/>
     </w:rPr>
+  </w:style>
+  <w:style w:type="table" w:styleId="TableNormal" w:default="1">
+    <w:name w:val="TableNormal"/>
+    <w:tblPr>
+      <w:tblCellMar>
+        <w:top w:w="100.0" w:type="dxa"/>
+        <w:left w:w="100.0" w:type="dxa"/>
+        <w:bottom w:w="100.0" w:type="dxa"/>
+        <w:right w:w="100.0" w:type="dxa"/>
+      </w:tblCellMar>
+    </w:tblPr>
+  </w:style>
+  <w:style w:type="paragraph" w:styleId="Normal" w:default="1">
+    <w:name w:val="normal"/>
+  </w:style>
+  <w:style w:type="table" w:styleId="Table1">
+    <w:basedOn w:val="TableNormal"/>
+    <w:rPr>
+      <w:sz w:val="22"/>
+      <w:szCs w:val="22"/>
+    </w:rPr>
+    <w:tblPr>
+      <w:tblStyleRowBandSize w:val="1"/>
+      <w:tblStyleColBandSize w:val="1"/>
+      <w:tblCellMar>
+        <w:top w:w="0.0" w:type="dxa"/>
+        <w:left w:w="108.0" w:type="dxa"/>
+        <w:bottom w:w="0.0" w:type="dxa"/>
+        <w:right w:w="108.0" w:type="dxa"/>
+      </w:tblCellMar>
+    </w:tblPr>
+  </w:style>
+  <w:style w:type="table" w:styleId="Table2">
+    <w:basedOn w:val="TableNormal"/>
+    <w:rPr>
+      <w:sz w:val="22"/>
+      <w:szCs w:val="22"/>
+    </w:rPr>
+    <w:tblPr>
+      <w:tblStyleRowBandSize w:val="1"/>
+      <w:tblStyleColBandSize w:val="1"/>
+      <w:tblCellMar>
+        <w:top w:w="0.0" w:type="dxa"/>
+        <w:left w:w="108.0" w:type="dxa"/>
+        <w:bottom w:w="0.0" w:type="dxa"/>
+        <w:right w:w="108.0" w:type="dxa"/>
+      </w:tblCellMar>
+    </w:tblPr>
+  </w:style>
+  <w:style w:type="table" w:styleId="Table3">
+    <w:basedOn w:val="TableNormal"/>
+    <w:rPr>
+      <w:sz w:val="22"/>
+      <w:szCs w:val="22"/>
+    </w:rPr>
+    <w:tblPr>
+      <w:tblStyleRowBandSize w:val="1"/>
+      <w:tblStyleColBandSize w:val="1"/>
+      <w:tblCellMar>
+        <w:top w:w="0.0" w:type="dxa"/>
+        <w:left w:w="108.0" w:type="dxa"/>
+        <w:bottom w:w="0.0" w:type="dxa"/>
+        <w:right w:w="108.0" w:type="dxa"/>
+      </w:tblCellMar>
+    </w:tblPr>
+  </w:style>
+  <w:style w:type="table" w:styleId="Table4">
+    <w:basedOn w:val="TableNormal"/>
+    <w:rPr>
+      <w:sz w:val="22"/>
+      <w:szCs w:val="22"/>
+    </w:rPr>
+    <w:tblPr>
+      <w:tblStyleRowBandSize w:val="1"/>
+      <w:tblStyleColBandSize w:val="1"/>
+      <w:tblCellMar>
+        <w:top w:w="0.0" w:type="dxa"/>
+        <w:left w:w="108.0" w:type="dxa"/>
+        <w:bottom w:w="0.0" w:type="dxa"/>
+        <w:right w:w="108.0" w:type="dxa"/>
+      </w:tblCellMar>
+    </w:tblPr>
+  </w:style>
+  <w:style w:type="table" w:styleId="Table5">
+    <w:basedOn w:val="TableNormal"/>
+    <w:rPr>
+      <w:sz w:val="22"/>
+      <w:szCs w:val="22"/>
+    </w:rPr>
+    <w:tblPr>
+      <w:tblStyleRowBandSize w:val="1"/>
+      <w:tblStyleColBandSize w:val="1"/>
+      <w:tblCellMar>
+        <w:top w:w="0.0" w:type="dxa"/>
+        <w:left w:w="108.0" w:type="dxa"/>
+        <w:bottom w:w="0.0" w:type="dxa"/>
+        <w:right w:w="108.0" w:type="dxa"/>
+      </w:tblCellMar>
+    </w:tblPr>
+  </w:style>
+  <w:style w:type="table" w:styleId="Table6">
+    <w:basedOn w:val="TableNormal"/>
+    <w:rPr>
+      <w:sz w:val="22"/>
+      <w:szCs w:val="22"/>
+    </w:rPr>
+    <w:tblPr>
+      <w:tblStyleRowBandSize w:val="1"/>
+      <w:tblStyleColBandSize w:val="1"/>
+      <w:tblCellMar>
+        <w:top w:w="0.0" w:type="dxa"/>
+        <w:left w:w="108.0" w:type="dxa"/>
+        <w:bottom w:w="0.0" w:type="dxa"/>
+        <w:right w:w="108.0" w:type="dxa"/>
+      </w:tblCellMar>
+    </w:tblPr>
+  </w:style>
+  <w:style w:type="table" w:styleId="Table7">
+    <w:basedOn w:val="TableNormal"/>
+    <w:rPr>
+      <w:sz w:val="22"/>
+      <w:szCs w:val="22"/>
+    </w:rPr>
+    <w:tblPr>
+      <w:tblStyleRowBandSize w:val="1"/>
+      <w:tblStyleColBandSize w:val="1"/>
+      <w:tblCellMar>
+        <w:top w:w="0.0" w:type="dxa"/>
+        <w:left w:w="108.0" w:type="dxa"/>
+        <w:bottom w:w="0.0" w:type="dxa"/>
+        <w:right w:w="108.0" w:type="dxa"/>
+      </w:tblCellMar>
+    </w:tblPr>
+  </w:style>
+  <w:style w:type="table" w:styleId="Table8">
+    <w:basedOn w:val="TableNormal"/>
+    <w:rPr>
+      <w:sz w:val="22"/>
+      <w:szCs w:val="22"/>
+    </w:rPr>
+    <w:tblPr>
+      <w:tblStyleRowBandSize w:val="1"/>
+      <w:tblStyleColBandSize w:val="1"/>
+      <w:tblCellMar>
+        <w:top w:w="0.0" w:type="dxa"/>
+        <w:left w:w="108.0" w:type="dxa"/>
+        <w:bottom w:w="0.0" w:type="dxa"/>
+        <w:right w:w="108.0" w:type="dxa"/>
+      </w:tblCellMar>
+    </w:tblPr>
   </w:style>
   <w:style w:type="paragraph" w:styleId="Subtitle">
     <w:name w:val="Subtitle"/>
@@ -3357,4 +6424,19 @@
   </a:objectDefaults>
   <a:extraClrSchemeLst/>
 </a:theme>
+</file>
+
+<file path=customXML/item1.xml><?xml version="1.0" encoding="utf-8"?>
+<go:gDocsCustomXmlDataStorage xmlns:go="http://customooxmlschemas.google.com/" xmlns:r="http://schemas.openxmlformats.org/officeDocument/2006/relationships" uri="GoogleDocsCustomDataVersion2">
+  <go:docsCustomData xmlns:go="http://customooxmlschemas.google.com/" roundtripDataSignature="AMtx7mjJB/VXeSth2xMm13AO+fmrS/6dtg==">CgMxLjAyDmgubWwzcGRleWt5dzZjOAByITEwYmxkdE9ZWXdzMDd6NEZva0hBeW1CbGREMzZ0cExvZw==</go:docsCustomData>
+</go:gDocsCustomXmlDataStorage>
+</file>
+
+<file path=customXML/itemProps1.xml><?xml version="1.0" encoding="utf-8"?>
+<ds:datastoreItem xmlns:ds="http://schemas.openxmlformats.org/officeDocument/2006/customXml" ds:itemID="{11111111-1234-1234-1234-123412341234}">
+  <ds:schemaRefs>
+    <ds:schemaRef ds:uri="http://schemas.openxmlformats.org/officeDocument/2006/relationships"/>
+    <ds:schemaRef ds:uri="http://customooxmlschemas.google.com/"/>
+  </ds:schemaRefs>
+</ds:datastoreItem>
 </file>